--- a/lessons/8-1-flagship/downloads/8-1-flagship-notes.docx
+++ b/lessons/8-1-flagship/downloads/8-1-flagship-notes.docx
@@ -363,6 +363,800 @@
         <w:rPr>
           <w:b/>
           <w:bCs/>
+          <w:color w:val="1FA6A2"/>
+          <w:sz w:val="26"/>
+          <w:szCs w:val="26"/>
+        </w:rPr>
+        <w:t xml:space="preserve">Turn &amp; Talk — Discussion Points  (Level 1 support · Level 2)</w:t>
+      </w:r>
+    </w:p>
+    <w:p>
+      <w:pPr>
+        <w:spacing w:after="60"/>
+      </w:pPr>
+      <w:r>
+        <w:rPr>
+          <w:i/>
+          <w:iCs/>
+          <w:color w:val="5F6F80"/>
+          <w:sz w:val="19"/>
+          <w:szCs w:val="19"/>
+        </w:rPr>
+        <w:t xml:space="preserve">Talk with a partner. Use the Level 1 stems if you need help getting started; try the Level 2 question when you are ready for more.</w:t>
+      </w:r>
+    </w:p>
+    <w:p>
+      <w:pPr>
+        <w:spacing w:after="60"/>
+      </w:pPr>
+      <w:r>
+        <w:rPr>
+          <w:b/>
+          <w:bCs/>
+          <w:color w:val="12355B"/>
+          <w:sz w:val="21"/>
+          <w:szCs w:val="21"/>
+        </w:rPr>
+        <w:t xml:space="preserve">1. [Launch] </w:t>
+      </w:r>
+      <w:r>
+        <w:rPr>
+          <w:b/>
+          <w:bCs/>
+          <w:sz w:val="21"/>
+          <w:szCs w:val="21"/>
+        </w:rPr>
+        <w:t xml:space="preserve">The coach asks, "How tall is our point guard?" and "How tall is each player on the roster?" Which one is a statistical question, and why?</w:t>
+      </w:r>
+    </w:p>
+    <w:p>
+      <w:pPr>
+        <w:spacing w:after="60"/>
+      </w:pPr>
+      <w:r>
+        <w:rPr>
+          <w:b/>
+          <w:bCs/>
+          <w:color w:val="1FA6A2"/>
+          <w:sz w:val="20"/>
+          <w:szCs w:val="20"/>
+        </w:rPr>
+        <w:t xml:space="preserve">Level 1 — Start here: </w:t>
+      </w:r>
+      <w:r>
+        <w:rPr>
+          <w:sz w:val="20"/>
+          <w:szCs w:val="20"/>
+        </w:rPr>
+        <w:t xml:space="preserve">A statistical question expects answers that vary across many cases.</w:t>
+      </w:r>
+    </w:p>
+    <w:p>
+      <w:pPr>
+        <w:spacing w:after="60"/>
+      </w:pPr>
+      <w:r>
+        <w:rPr>
+          <w:sz w:val="21"/>
+          <w:szCs w:val="21"/>
+        </w:rPr>
+        <w:t xml:space="preserve">The question "___" is statistical because ___.</w:t>
+      </w:r>
+      <w:r>
+        <w:rPr>
+          <w:i/>
+          <w:iCs/>
+          <w:color w:val="5F6F80"/>
+          <w:sz w:val="19"/>
+          <w:szCs w:val="19"/>
+        </w:rPr>
+        <w:br/>
+        <w:t xml:space="preserve">
+La pregunta "___" es estadística porque ___.</w:t>
+      </w:r>
+    </w:p>
+    <w:p>
+      <w:pPr>
+        <w:spacing w:after="60"/>
+      </w:pPr>
+      <w:r>
+        <w:rPr>
+          <w:sz w:val="21"/>
+          <w:szCs w:val="21"/>
+        </w:rPr>
+        <w:t xml:space="preserve">The other question is not statistical because it has only ___ answer.</w:t>
+      </w:r>
+      <w:r>
+        <w:rPr>
+          <w:i/>
+          <w:iCs/>
+          <w:color w:val="5F6F80"/>
+          <w:sz w:val="19"/>
+          <w:szCs w:val="19"/>
+        </w:rPr>
+        <w:br/>
+        <w:t xml:space="preserve">
+La otra pregunta no es estadística porque tiene solo ___ respuesta.</w:t>
+      </w:r>
+    </w:p>
+    <w:p>
+      <w:pPr>
+        <w:spacing w:after="60"/>
+      </w:pPr>
+      <w:r>
+        <w:rPr>
+          <w:b/>
+          <w:bCs/>
+          <w:color w:val="12355B"/>
+          <w:sz w:val="20"/>
+          <w:szCs w:val="20"/>
+        </w:rPr>
+        <w:t xml:space="preserve">Word bank: </w:t>
+      </w:r>
+      <w:r>
+        <w:rPr>
+          <w:color w:val="1FA6A2"/>
+          <w:sz w:val="20"/>
+          <w:szCs w:val="20"/>
+        </w:rPr>
+        <w:t xml:space="preserve">statistical question, variability, data, survey, answer</w:t>
+      </w:r>
+    </w:p>
+    <w:p>
+      <w:pPr>
+        <w:spacing w:after="60"/>
+      </w:pPr>
+      <w:r>
+        <w:rPr>
+          <w:b/>
+          <w:bCs/>
+          <w:color w:val="12355B"/>
+          <w:sz w:val="19"/>
+          <w:szCs w:val="19"/>
+        </w:rPr>
+        <w:t xml:space="preserve">Listen for: </w:t>
+      </w:r>
+      <w:r>
+        <w:rPr>
+          <w:i/>
+          <w:iCs/>
+          <w:color w:val="5F6F80"/>
+          <w:sz w:val="19"/>
+          <w:szCs w:val="19"/>
+        </w:rPr>
+        <w:t xml:space="preserve">Students identify "How tall is each player?" as statistical because heights vary, while "How tall is our point guard?" has one fixed answer.</w:t>
+      </w:r>
+    </w:p>
+    <w:p>
+      <w:pPr>
+        <w:spacing w:after="60"/>
+      </w:pPr>
+      <w:r>
+        <w:rPr>
+          <w:b/>
+          <w:bCs/>
+          <w:color w:val="9A6B12"/>
+          <w:sz w:val="20"/>
+          <w:szCs w:val="20"/>
+        </w:rPr>
+        <w:t xml:space="preserve">Level 2: </w:t>
+      </w:r>
+      <w:r>
+        <w:rPr>
+          <w:sz w:val="20"/>
+          <w:szCs w:val="20"/>
+        </w:rPr>
+        <w:t xml:space="preserve">Take a non-statistical question and reword it so it becomes statistical. Explain exactly what you changed to create variability.</w:t>
+      </w:r>
+    </w:p>
+    <w:p>
+      <w:pPr>
+        <w:spacing w:after="60"/>
+        <w:ind w:left="360"/>
+      </w:pPr>
+      <w:r>
+        <w:rPr>
+          <w:sz w:val="20"/>
+          <w:szCs w:val="20"/>
+        </w:rPr>
+        <w:t xml:space="preserve">• I changed it to "___" so the answers will ___.</w:t>
+      </w:r>
+    </w:p>
+    <w:p>
+      <w:pPr>
+        <w:spacing w:after="60"/>
+        <w:ind w:left="360"/>
+      </w:pPr>
+      <w:r>
+        <w:rPr>
+          <w:sz w:val="20"/>
+          <w:szCs w:val="20"/>
+        </w:rPr>
+        <w:t xml:space="preserve">• Now it is statistical because the data will ___ from player to player.</w:t>
+      </w:r>
+    </w:p>
+    <w:p>
+      <w:pPr>
+        <w:spacing w:after="60"/>
+      </w:pPr>
+      <w:r>
+        <w:rPr>
+          <w:b/>
+          <w:bCs/>
+          <w:color w:val="12355B"/>
+          <w:sz w:val="21"/>
+          <w:szCs w:val="21"/>
+        </w:rPr>
+        <w:t xml:space="preserve">2. [Explore] </w:t>
+      </w:r>
+      <w:r>
+        <w:rPr>
+          <w:b/>
+          <w:bCs/>
+          <w:sz w:val="21"/>
+          <w:szCs w:val="21"/>
+        </w:rPr>
+        <w:t xml:space="preserve">While sorting the questions, what clue tells you instantly that a question will need DATA from many players to answer?</w:t>
+      </w:r>
+    </w:p>
+    <w:p>
+      <w:pPr>
+        <w:spacing w:after="60"/>
+      </w:pPr>
+      <w:r>
+        <w:rPr>
+          <w:b/>
+          <w:bCs/>
+          <w:color w:val="1FA6A2"/>
+          <w:sz w:val="20"/>
+          <w:szCs w:val="20"/>
+        </w:rPr>
+        <w:t xml:space="preserve">Level 1 — Start here: </w:t>
+      </w:r>
+      <w:r>
+        <w:rPr>
+          <w:sz w:val="20"/>
+          <w:szCs w:val="20"/>
+        </w:rPr>
+        <w:t xml:space="preserve">Questions that ask about "each" player usually anticipate variability.</w:t>
+      </w:r>
+    </w:p>
+    <w:p>
+      <w:pPr>
+        <w:spacing w:after="60"/>
+      </w:pPr>
+      <w:r>
+        <w:rPr>
+          <w:sz w:val="21"/>
+          <w:szCs w:val="21"/>
+        </w:rPr>
+        <w:t xml:space="preserve">I know it needs data because it asks about ___.</w:t>
+      </w:r>
+      <w:r>
+        <w:rPr>
+          <w:i/>
+          <w:iCs/>
+          <w:color w:val="5F6F80"/>
+          <w:sz w:val="19"/>
+          <w:szCs w:val="19"/>
+        </w:rPr>
+        <w:br/>
+        <w:t xml:space="preserve">
+Sé que necesita datos porque pregunta sobre ___.</w:t>
+      </w:r>
+    </w:p>
+    <w:p>
+      <w:pPr>
+        <w:spacing w:after="60"/>
+      </w:pPr>
+      <w:r>
+        <w:rPr>
+          <w:sz w:val="21"/>
+          <w:szCs w:val="21"/>
+        </w:rPr>
+        <w:t xml:space="preserve">The answers will be different because ___.</w:t>
+      </w:r>
+      <w:r>
+        <w:rPr>
+          <w:i/>
+          <w:iCs/>
+          <w:color w:val="5F6F80"/>
+          <w:sz w:val="19"/>
+          <w:szCs w:val="19"/>
+        </w:rPr>
+        <w:br/>
+        <w:t xml:space="preserve">
+Las respuestas serán diferentes porque ___.</w:t>
+      </w:r>
+    </w:p>
+    <w:p>
+      <w:pPr>
+        <w:spacing w:after="60"/>
+      </w:pPr>
+      <w:r>
+        <w:rPr>
+          <w:b/>
+          <w:bCs/>
+          <w:color w:val="12355B"/>
+          <w:sz w:val="20"/>
+          <w:szCs w:val="20"/>
+        </w:rPr>
+        <w:t xml:space="preserve">Word bank: </w:t>
+      </w:r>
+      <w:r>
+        <w:rPr>
+          <w:color w:val="1FA6A2"/>
+          <w:sz w:val="20"/>
+          <w:szCs w:val="20"/>
+        </w:rPr>
+        <w:t xml:space="preserve">statistical question, variability, data, survey, vary</w:t>
+      </w:r>
+    </w:p>
+    <w:p>
+      <w:pPr>
+        <w:spacing w:after="60"/>
+      </w:pPr>
+      <w:r>
+        <w:rPr>
+          <w:b/>
+          <w:bCs/>
+          <w:color w:val="12355B"/>
+          <w:sz w:val="19"/>
+          <w:szCs w:val="19"/>
+        </w:rPr>
+        <w:t xml:space="preserve">Listen for: </w:t>
+      </w:r>
+      <w:r>
+        <w:rPr>
+          <w:i/>
+          <w:iCs/>
+          <w:color w:val="5F6F80"/>
+          <w:sz w:val="19"/>
+          <w:szCs w:val="19"/>
+        </w:rPr>
+        <w:t xml:space="preserve">A strong answer notes words like "each" or "per player" signal variability, so you must collect data from many cases rather than look up one fact.</w:t>
+      </w:r>
+    </w:p>
+    <w:p>
+      <w:pPr>
+        <w:spacing w:after="60"/>
+      </w:pPr>
+      <w:r>
+        <w:rPr>
+          <w:b/>
+          <w:bCs/>
+          <w:color w:val="9A6B12"/>
+          <w:sz w:val="20"/>
+          <w:szCs w:val="20"/>
+        </w:rPr>
+        <w:t xml:space="preserve">Level 2: </w:t>
+      </w:r>
+      <w:r>
+        <w:rPr>
+          <w:sz w:val="20"/>
+          <w:szCs w:val="20"/>
+        </w:rPr>
+        <w:t xml:space="preserve">Is it possible for a question with a numerical answer to still be NOT statistical? Justify with an example from the basketball league.</w:t>
+      </w:r>
+    </w:p>
+    <w:p>
+      <w:pPr>
+        <w:spacing w:after="60"/>
+        <w:ind w:left="360"/>
+      </w:pPr>
+      <w:r>
+        <w:rPr>
+          <w:sz w:val="20"/>
+          <w:szCs w:val="20"/>
+        </w:rPr>
+        <w:t xml:space="preserve">• Yes, a question like "___" has numbers but is not statistical because ___.</w:t>
+      </w:r>
+    </w:p>
+    <w:p>
+      <w:pPr>
+        <w:spacing w:after="60"/>
+        <w:ind w:left="360"/>
+      </w:pPr>
+      <w:r>
+        <w:rPr>
+          <w:sz w:val="20"/>
+          <w:szCs w:val="20"/>
+        </w:rPr>
+        <w:t xml:space="preserve">• It is not statistical even with numbers since the answer ___.</w:t>
+      </w:r>
+    </w:p>
+    <w:p>
+      <w:pPr>
+        <w:spacing w:after="60"/>
+      </w:pPr>
+      <w:r>
+        <w:rPr>
+          <w:b/>
+          <w:bCs/>
+          <w:color w:val="12355B"/>
+          <w:sz w:val="21"/>
+          <w:szCs w:val="21"/>
+        </w:rPr>
+        <w:t xml:space="preserve">3. [Connect] </w:t>
+      </w:r>
+      <w:r>
+        <w:rPr>
+          <w:b/>
+          <w:bCs/>
+          <w:sz w:val="21"/>
+          <w:szCs w:val="21"/>
+        </w:rPr>
+        <w:t xml:space="preserve">The newspaper editor prefers "How many goals did each player score?" over "How many goals did the team score total?" Which gives more interesting data for a story?</w:t>
+      </w:r>
+    </w:p>
+    <w:p>
+      <w:pPr>
+        <w:spacing w:after="60"/>
+      </w:pPr>
+      <w:r>
+        <w:rPr>
+          <w:b/>
+          <w:bCs/>
+          <w:color w:val="1FA6A2"/>
+          <w:sz w:val="20"/>
+          <w:szCs w:val="20"/>
+        </w:rPr>
+        <w:t xml:space="preserve">Level 1 — Start here: </w:t>
+      </w:r>
+      <w:r>
+        <w:rPr>
+          <w:sz w:val="20"/>
+          <w:szCs w:val="20"/>
+        </w:rPr>
+        <w:t xml:space="preserve">A statistical question reveals variability that a single total hides.</w:t>
+      </w:r>
+    </w:p>
+    <w:p>
+      <w:pPr>
+        <w:spacing w:after="60"/>
+      </w:pPr>
+      <w:r>
+        <w:rPr>
+          <w:sz w:val="21"/>
+          <w:szCs w:val="21"/>
+        </w:rPr>
+        <w:t xml:space="preserve">The editor's question is better because it shows ___ among players.</w:t>
+      </w:r>
+      <w:r>
+        <w:rPr>
+          <w:i/>
+          <w:iCs/>
+          <w:color w:val="5F6F80"/>
+          <w:sz w:val="19"/>
+          <w:szCs w:val="19"/>
+        </w:rPr>
+        <w:br/>
+        <w:t xml:space="preserve">
+La pregunta del editor es mejor porque muestra ___ entre los jugadores.</w:t>
+      </w:r>
+    </w:p>
+    <w:p>
+      <w:pPr>
+        <w:spacing w:after="60"/>
+      </w:pPr>
+      <w:r>
+        <w:rPr>
+          <w:sz w:val="21"/>
+          <w:szCs w:val="21"/>
+        </w:rPr>
+        <w:t xml:space="preserve">The total only gives ___ number, so it hides ___.</w:t>
+      </w:r>
+      <w:r>
+        <w:rPr>
+          <w:i/>
+          <w:iCs/>
+          <w:color w:val="5F6F80"/>
+          <w:sz w:val="19"/>
+          <w:szCs w:val="19"/>
+        </w:rPr>
+        <w:br/>
+        <w:t xml:space="preserve">
+El total solo da ___ número, así que oculta ___.</w:t>
+      </w:r>
+    </w:p>
+    <w:p>
+      <w:pPr>
+        <w:spacing w:after="60"/>
+      </w:pPr>
+      <w:r>
+        <w:rPr>
+          <w:b/>
+          <w:bCs/>
+          <w:color w:val="12355B"/>
+          <w:sz w:val="20"/>
+          <w:szCs w:val="20"/>
+        </w:rPr>
+        <w:t xml:space="preserve">Word bank: </w:t>
+      </w:r>
+      <w:r>
+        <w:rPr>
+          <w:color w:val="1FA6A2"/>
+          <w:sz w:val="20"/>
+          <w:szCs w:val="20"/>
+        </w:rPr>
+        <w:t xml:space="preserve">statistical question, variability, data, survey, total</w:t>
+      </w:r>
+    </w:p>
+    <w:p>
+      <w:pPr>
+        <w:spacing w:after="60"/>
+      </w:pPr>
+      <w:r>
+        <w:rPr>
+          <w:b/>
+          <w:bCs/>
+          <w:color w:val="12355B"/>
+          <w:sz w:val="19"/>
+          <w:szCs w:val="19"/>
+        </w:rPr>
+        <w:t xml:space="preserve">Listen for: </w:t>
+      </w:r>
+      <w:r>
+        <w:rPr>
+          <w:i/>
+          <w:iCs/>
+          <w:color w:val="5F6F80"/>
+          <w:sz w:val="19"/>
+          <w:szCs w:val="19"/>
+        </w:rPr>
+        <w:t xml:space="preserve">Students explain the per-player question is statistical and shows variability (who scored most/least), while the total is one fixed number that hides individual differences.</w:t>
+      </w:r>
+    </w:p>
+    <w:p>
+      <w:pPr>
+        <w:spacing w:after="60"/>
+      </w:pPr>
+      <w:r>
+        <w:rPr>
+          <w:b/>
+          <w:bCs/>
+          <w:color w:val="9A6B12"/>
+          <w:sz w:val="20"/>
+          <w:szCs w:val="20"/>
+        </w:rPr>
+        <w:t xml:space="preserve">Level 2: </w:t>
+      </w:r>
+      <w:r>
+        <w:rPr>
+          <w:sz w:val="20"/>
+          <w:szCs w:val="20"/>
+        </w:rPr>
+        <w:t xml:space="preserve">Critique the reporter's plan: when might a single total actually be the RIGHT thing to report instead of per-player data? Defend your view.</w:t>
+      </w:r>
+    </w:p>
+    <w:p>
+      <w:pPr>
+        <w:spacing w:after="60"/>
+        <w:ind w:left="360"/>
+      </w:pPr>
+      <w:r>
+        <w:rPr>
+          <w:sz w:val="20"/>
+          <w:szCs w:val="20"/>
+        </w:rPr>
+        <w:t xml:space="preserve">• A total would be better when the reader wants to know ___.</w:t>
+      </w:r>
+    </w:p>
+    <w:p>
+      <w:pPr>
+        <w:spacing w:after="60"/>
+        <w:ind w:left="360"/>
+      </w:pPr>
+      <w:r>
+        <w:rPr>
+          <w:sz w:val="20"/>
+          <w:szCs w:val="20"/>
+        </w:rPr>
+        <w:t xml:space="preserve">• But per-player data is better here because the story is about ___.</w:t>
+      </w:r>
+    </w:p>
+    <w:p>
+      <w:pPr>
+        <w:spacing w:after="60"/>
+      </w:pPr>
+      <w:r>
+        <w:rPr>
+          <w:b/>
+          <w:bCs/>
+          <w:color w:val="12355B"/>
+          <w:sz w:val="21"/>
+          <w:szCs w:val="21"/>
+        </w:rPr>
+        <w:t xml:space="preserve">4. [Reflect] </w:t>
+      </w:r>
+      <w:r>
+        <w:rPr>
+          <w:b/>
+          <w:bCs/>
+          <w:sz w:val="21"/>
+          <w:szCs w:val="21"/>
+        </w:rPr>
+        <w:t xml:space="preserve">Think of one statistical question you could ask about students in this room. What variability do you expect in the answers?</w:t>
+      </w:r>
+    </w:p>
+    <w:p>
+      <w:pPr>
+        <w:spacing w:after="60"/>
+      </w:pPr>
+      <w:r>
+        <w:rPr>
+          <w:b/>
+          <w:bCs/>
+          <w:color w:val="1FA6A2"/>
+          <w:sz w:val="20"/>
+          <w:szCs w:val="20"/>
+        </w:rPr>
+        <w:t xml:space="preserve">Level 1 — Start here: </w:t>
+      </w:r>
+      <w:r>
+        <w:rPr>
+          <w:sz w:val="20"/>
+          <w:szCs w:val="20"/>
+        </w:rPr>
+        <w:t xml:space="preserve">A good statistical question is answered by collecting varied data, not one fact.</w:t>
+      </w:r>
+    </w:p>
+    <w:p>
+      <w:pPr>
+        <w:spacing w:after="60"/>
+      </w:pPr>
+      <w:r>
+        <w:rPr>
+          <w:sz w:val="21"/>
+          <w:szCs w:val="21"/>
+        </w:rPr>
+        <w:t xml:space="preserve">My statistical question is "___".</w:t>
+      </w:r>
+      <w:r>
+        <w:rPr>
+          <w:i/>
+          <w:iCs/>
+          <w:color w:val="5F6F80"/>
+          <w:sz w:val="19"/>
+          <w:szCs w:val="19"/>
+        </w:rPr>
+        <w:br/>
+        <w:t xml:space="preserve">
+Mi pregunta estadística es "___".</w:t>
+      </w:r>
+    </w:p>
+    <w:p>
+      <w:pPr>
+        <w:spacing w:after="60"/>
+      </w:pPr>
+      <w:r>
+        <w:rPr>
+          <w:sz w:val="21"/>
+          <w:szCs w:val="21"/>
+        </w:rPr>
+        <w:t xml:space="preserve">I expect variability because ___.</w:t>
+      </w:r>
+      <w:r>
+        <w:rPr>
+          <w:i/>
+          <w:iCs/>
+          <w:color w:val="5F6F80"/>
+          <w:sz w:val="19"/>
+          <w:szCs w:val="19"/>
+        </w:rPr>
+        <w:br/>
+        <w:t xml:space="preserve">
+Espero variabilidad porque ___.</w:t>
+      </w:r>
+    </w:p>
+    <w:p>
+      <w:pPr>
+        <w:spacing w:after="60"/>
+      </w:pPr>
+      <w:r>
+        <w:rPr>
+          <w:b/>
+          <w:bCs/>
+          <w:color w:val="12355B"/>
+          <w:sz w:val="20"/>
+          <w:szCs w:val="20"/>
+        </w:rPr>
+        <w:t xml:space="preserve">Word bank: </w:t>
+      </w:r>
+      <w:r>
+        <w:rPr>
+          <w:color w:val="1FA6A2"/>
+          <w:sz w:val="20"/>
+          <w:szCs w:val="20"/>
+        </w:rPr>
+        <w:t xml:space="preserve">statistical question, variability, data, survey, collect</w:t>
+      </w:r>
+    </w:p>
+    <w:p>
+      <w:pPr>
+        <w:spacing w:after="60"/>
+      </w:pPr>
+      <w:r>
+        <w:rPr>
+          <w:b/>
+          <w:bCs/>
+          <w:color w:val="12355B"/>
+          <w:sz w:val="19"/>
+          <w:szCs w:val="19"/>
+        </w:rPr>
+        <w:t xml:space="preserve">Listen for: </w:t>
+      </w:r>
+      <w:r>
+        <w:rPr>
+          <w:i/>
+          <w:iCs/>
+          <w:color w:val="5F6F80"/>
+          <w:sz w:val="19"/>
+          <w:szCs w:val="19"/>
+        </w:rPr>
+        <w:t xml:space="preserve">Students pose a question whose answers vary across classmates and name the variability they expect (e.g., different bedtimes, different shoe sizes).</w:t>
+      </w:r>
+    </w:p>
+    <w:p>
+      <w:pPr>
+        <w:spacing w:after="60"/>
+      </w:pPr>
+      <w:r>
+        <w:rPr>
+          <w:b/>
+          <w:bCs/>
+          <w:color w:val="9A6B12"/>
+          <w:sz w:val="20"/>
+          <w:szCs w:val="20"/>
+        </w:rPr>
+        <w:t xml:space="preserve">Level 2: </w:t>
+      </w:r>
+      <w:r>
+        <w:rPr>
+          <w:sz w:val="20"/>
+          <w:szCs w:val="20"/>
+        </w:rPr>
+        <w:t xml:space="preserve">Generalize: what is the one test you can always run on any question to decide if it is statistical? State your rule in one sentence.</w:t>
+      </w:r>
+    </w:p>
+    <w:p>
+      <w:pPr>
+        <w:spacing w:after="60"/>
+        <w:ind w:left="360"/>
+      </w:pPr>
+      <w:r>
+        <w:rPr>
+          <w:sz w:val="20"/>
+          <w:szCs w:val="20"/>
+        </w:rPr>
+        <w:t xml:space="preserve">• My rule is: a question is statistical if ___.</w:t>
+      </w:r>
+    </w:p>
+    <w:p>
+      <w:pPr>
+        <w:spacing w:after="60"/>
+        <w:ind w:left="360"/>
+      </w:pPr>
+      <w:r>
+        <w:rPr>
+          <w:sz w:val="20"/>
+          <w:szCs w:val="20"/>
+        </w:rPr>
+        <w:t xml:space="preserve">• I can test any question by asking whether the answers will ___.</w:t>
+      </w:r>
+    </w:p>
+    <w:p>
+      <w:pPr>
+        <w:pStyle w:val="Heading2"/>
+        <w:pBdr>
+          <w:left w:val="single" w:color="1FA6A2" w:sz="18" w:space="8"/>
+        </w:pBdr>
+        <w:spacing w:after="100" w:before="200"/>
+      </w:pPr>
+      <w:r>
+        <w:rPr>
+          <w:b/>
+          <w:bCs/>
           <w:color w:val="9A6B12"/>
           <w:sz w:val="26"/>
           <w:szCs w:val="26"/>
@@ -935,7 +1729,7 @@
           <w:sz w:val="21"/>
           <w:szCs w:val="21"/>
         </w:rPr>
-        <w:t xml:space="preserve">I know ___ because ___.</w:t>
+        <w:t xml:space="preserve">The question "___" is statistical because ___.</w:t>
       </w:r>
       <w:r>
         <w:rPr>
@@ -947,19 +1741,19 @@
         </w:rPr>
         <w:br/>
         <w:t xml:space="preserve">
-Sé que ___ porque ___.</w:t>
-      </w:r>
-    </w:p>
-    <w:p>
-      <w:pPr>
-        <w:spacing w:after="60"/>
-      </w:pPr>
-      <w:r>
-        <w:rPr>
-          <w:sz w:val="21"/>
-          <w:szCs w:val="21"/>
-        </w:rPr>
-        <w:t xml:space="preserve">First I ___, then I ___.</w:t>
+La pregunta "___" es estadística porque ___.</w:t>
+      </w:r>
+    </w:p>
+    <w:p>
+      <w:pPr>
+        <w:spacing w:after="60"/>
+      </w:pPr>
+      <w:r>
+        <w:rPr>
+          <w:sz w:val="21"/>
+          <w:szCs w:val="21"/>
+        </w:rPr>
+        <w:t xml:space="preserve">The other question is not statistical because it has only ___ answer.</w:t>
       </w:r>
       <w:r>
         <w:rPr>
@@ -971,19 +1765,19 @@
         </w:rPr>
         <w:br/>
         <w:t xml:space="preserve">
-Primero ___, luego ___.</w:t>
-      </w:r>
-    </w:p>
-    <w:p>
-      <w:pPr>
-        <w:spacing w:after="60"/>
-      </w:pPr>
-      <w:r>
-        <w:rPr>
-          <w:sz w:val="21"/>
-          <w:szCs w:val="21"/>
-        </w:rPr>
-        <w:t xml:space="preserve">This is important because ___.</w:t>
+La otra pregunta no es estadística porque tiene solo ___ respuesta.</w:t>
+      </w:r>
+    </w:p>
+    <w:p>
+      <w:pPr>
+        <w:spacing w:after="60"/>
+      </w:pPr>
+      <w:r>
+        <w:rPr>
+          <w:sz w:val="21"/>
+          <w:szCs w:val="21"/>
+        </w:rPr>
+        <w:t xml:space="preserve">I know it needs data because it asks about ___.</w:t>
       </w:r>
       <w:r>
         <w:rPr>
@@ -995,7 +1789,7 @@
         </w:rPr>
         <w:br/>
         <w:t xml:space="preserve">
-Esto es importante porque ___.</w:t>
+Sé que necesita datos porque pregunta sobre ___.</w:t>
       </w:r>
     </w:p>
     <w:p>

--- a/lessons/8-1-flagship/downloads/8-1-flagship-notes.docx
+++ b/lessons/8-1-flagship/downloads/8-1-flagship-notes.docx
@@ -437,6 +437,43 @@
       </w:pPr>
       <w:r>
         <w:rPr>
+          <w:b/>
+          <w:bCs/>
+          <w:color w:val="1FA6A2"/>
+          <w:sz w:val="20"/>
+          <w:szCs w:val="20"/>
+        </w:rPr>
+        <w:t xml:space="preserve">Hint (optional): </w:t>
+      </w:r>
+      <w:r>
+        <w:rPr>
+          <w:sz w:val="20"/>
+          <w:szCs w:val="20"/>
+        </w:rPr>
+        <w:t xml:space="preserve">Try starting with the word "statistical question" or "variability". Re-read the question and underline what it is asking you to compare or find. Use one number or word from the problem as your evidence.</w:t>
+      </w:r>
+    </w:p>
+    <w:p>
+      <w:pPr>
+        <w:spacing w:after="60"/>
+      </w:pPr>
+      <w:r>
+        <w:rPr>
+          <w:b/>
+          <w:bCs/>
+          <w:color w:val="12355B"/>
+          <w:sz w:val="19"/>
+          <w:szCs w:val="19"/>
+        </w:rPr>
+        <w:t xml:space="preserve">Sentence starters (optional)</w:t>
+      </w:r>
+    </w:p>
+    <w:p>
+      <w:pPr>
+        <w:spacing w:after="60"/>
+      </w:pPr>
+      <w:r>
+        <w:rPr>
           <w:sz w:val="21"/>
           <w:szCs w:val="21"/>
         </w:rPr>
@@ -627,6 +664,43 @@
       </w:pPr>
       <w:r>
         <w:rPr>
+          <w:b/>
+          <w:bCs/>
+          <w:color w:val="1FA6A2"/>
+          <w:sz w:val="20"/>
+          <w:szCs w:val="20"/>
+        </w:rPr>
+        <w:t xml:space="preserve">Hint (optional): </w:t>
+      </w:r>
+      <w:r>
+        <w:rPr>
+          <w:sz w:val="20"/>
+          <w:szCs w:val="20"/>
+        </w:rPr>
+        <w:t xml:space="preserve">Try starting with the word "statistical question" or "variability". Re-read the question and underline what it is asking you to compare or find. Use one number or word from the problem as your evidence.</w:t>
+      </w:r>
+    </w:p>
+    <w:p>
+      <w:pPr>
+        <w:spacing w:after="60"/>
+      </w:pPr>
+      <w:r>
+        <w:rPr>
+          <w:b/>
+          <w:bCs/>
+          <w:color w:val="12355B"/>
+          <w:sz w:val="19"/>
+          <w:szCs w:val="19"/>
+        </w:rPr>
+        <w:t xml:space="preserve">Sentence starters (optional)</w:t>
+      </w:r>
+    </w:p>
+    <w:p>
+      <w:pPr>
+        <w:spacing w:after="60"/>
+      </w:pPr>
+      <w:r>
+        <w:rPr>
           <w:sz w:val="21"/>
           <w:szCs w:val="21"/>
         </w:rPr>
@@ -817,6 +891,43 @@
       </w:pPr>
       <w:r>
         <w:rPr>
+          <w:b/>
+          <w:bCs/>
+          <w:color w:val="1FA6A2"/>
+          <w:sz w:val="20"/>
+          <w:szCs w:val="20"/>
+        </w:rPr>
+        <w:t xml:space="preserve">Hint (optional): </w:t>
+      </w:r>
+      <w:r>
+        <w:rPr>
+          <w:sz w:val="20"/>
+          <w:szCs w:val="20"/>
+        </w:rPr>
+        <w:t xml:space="preserve">Try starting with the word "statistical question" or "variability". Re-read the question and underline what it is asking you to compare or find. Use one number or word from the problem as your evidence.</w:t>
+      </w:r>
+    </w:p>
+    <w:p>
+      <w:pPr>
+        <w:spacing w:after="60"/>
+      </w:pPr>
+      <w:r>
+        <w:rPr>
+          <w:b/>
+          <w:bCs/>
+          <w:color w:val="12355B"/>
+          <w:sz w:val="19"/>
+          <w:szCs w:val="19"/>
+        </w:rPr>
+        <w:t xml:space="preserve">Sentence starters (optional)</w:t>
+      </w:r>
+    </w:p>
+    <w:p>
+      <w:pPr>
+        <w:spacing w:after="60"/>
+      </w:pPr>
+      <w:r>
+        <w:rPr>
           <w:sz w:val="21"/>
           <w:szCs w:val="21"/>
         </w:rPr>
@@ -999,6 +1110,43 @@
           <w:szCs w:val="20"/>
         </w:rPr>
         <w:t xml:space="preserve">A good statistical question is answered by collecting varied data, not one fact.</w:t>
+      </w:r>
+    </w:p>
+    <w:p>
+      <w:pPr>
+        <w:spacing w:after="60"/>
+      </w:pPr>
+      <w:r>
+        <w:rPr>
+          <w:b/>
+          <w:bCs/>
+          <w:color w:val="1FA6A2"/>
+          <w:sz w:val="20"/>
+          <w:szCs w:val="20"/>
+        </w:rPr>
+        <w:t xml:space="preserve">Hint (optional): </w:t>
+      </w:r>
+      <w:r>
+        <w:rPr>
+          <w:sz w:val="20"/>
+          <w:szCs w:val="20"/>
+        </w:rPr>
+        <w:t xml:space="preserve">Try starting with the word "statistical question" or "variability". Re-read the question and underline what it is asking you to compare or find. Use one number or word from the problem as your evidence.</w:t>
+      </w:r>
+    </w:p>
+    <w:p>
+      <w:pPr>
+        <w:spacing w:after="60"/>
+      </w:pPr>
+      <w:r>
+        <w:rPr>
+          <w:b/>
+          <w:bCs/>
+          <w:color w:val="12355B"/>
+          <w:sz w:val="19"/>
+          <w:szCs w:val="19"/>
+        </w:rPr>
+        <w:t xml:space="preserve">Sentence starters (optional)</w:t>
       </w:r>
     </w:p>
     <w:p>

--- a/lessons/8-1-flagship/downloads/8-1-flagship-notes.docx
+++ b/lessons/8-1-flagship/downloads/8-1-flagship-notes.docx
@@ -97,6 +97,69 @@
       </w:pPr>
       <w:r>
         <w:rPr>
+          <w:i/>
+          <w:iCs/>
+          <w:color w:val="5F6F80"/>
+          <w:sz w:val="19"/>
+          <w:szCs w:val="19"/>
+        </w:rPr>
+        <w:t xml:space="preserve">Picture first, then the word, then a plain-language meaning.</w:t>
+      </w:r>
+    </w:p>
+    <w:p>
+      <w:pPr>
+        <w:keepNext/>
+        <w:spacing w:after="20" w:before="120"/>
+        <w:jc w:val="center"/>
+      </w:pPr>
+      <w:r>
+        <w:drawing>
+          <wp:inline distT="0" distB="0" distL="0" distR="0">
+            <wp:extent cx="1238250" cy="933450"/>
+            <wp:effectExtent t="0" r="0" b="0" l="0"/>
+            <wp:docPr id="1" name="" descr="" title=""/>
+            <wp:cNvGraphicFramePr>
+              <a:graphicFrameLocks xmlns:a="http://schemas.openxmlformats.org/drawingml/2006/main" noChangeAspect="1"/>
+            </wp:cNvGraphicFramePr>
+            <a:graphic xmlns:a="http://schemas.openxmlformats.org/drawingml/2006/main">
+              <a:graphicData uri="http://schemas.openxmlformats.org/drawingml/2006/picture">
+                <pic:pic xmlns:pic="http://schemas.openxmlformats.org/drawingml/2006/picture">
+                  <pic:nvPicPr>
+                    <pic:cNvPr id="0" name="" descr=""/>
+                    <pic:cNvPicPr>
+                      <a:picLocks noChangeAspect="1" noChangeArrowheads="1"/>
+                    </pic:cNvPicPr>
+                  </pic:nvPicPr>
+                  <pic:blipFill>
+                    <a:blip r:embed="rId9" cstate="none"/>
+                    <a:srcRect/>
+                    <a:stretch>
+                      <a:fillRect/>
+                    </a:stretch>
+                  </pic:blipFill>
+                  <pic:spPr bwMode="auto">
+                    <a:xfrm>
+                      <a:off x="0" y="0"/>
+                      <a:ext cx="1238250" cy="933450"/>
+                    </a:xfrm>
+                    <a:prstGeom prst="rect">
+                      <a:avLst/>
+                    </a:prstGeom>
+                  </pic:spPr>
+                </pic:pic>
+              </a:graphicData>
+            </a:graphic>
+          </wp:inline>
+        </w:drawing>
+      </w:r>
+    </w:p>
+    <w:p>
+      <w:pPr>
+        <w:keepNext/>
+        <w:spacing w:after="20"/>
+      </w:pPr>
+      <w:r>
+        <w:rPr>
           <w:b/>
           <w:bCs/>
           <w:color w:val="12355B"/>
@@ -118,7 +181,7 @@
     </w:p>
     <w:p>
       <w:pPr>
-        <w:spacing w:after="60"/>
+        <w:spacing w:after="160"/>
       </w:pPr>
       <w:r>
         <w:rPr>
@@ -130,22 +193,55 @@
     </w:p>
     <w:p>
       <w:pPr>
-        <w:spacing w:after="60"/>
-      </w:pPr>
-      <w:r>
-        <w:rPr>
-          <w:i/>
-          <w:iCs/>
-          <w:color w:val="5F6F80"/>
-          <w:sz w:val="19"/>
-          <w:szCs w:val="19"/>
-        </w:rPr>
-        <w:t xml:space="preserve">"How tall are the players on the team?" → answers vary: 60 in, 63 in, 58 in, 65 in</w:t>
-      </w:r>
-    </w:p>
-    <w:p>
-      <w:pPr>
-        <w:spacing w:after="60"/>
+        <w:keepNext/>
+        <w:spacing w:after="20" w:before="120"/>
+        <w:jc w:val="center"/>
+      </w:pPr>
+      <w:r>
+        <w:drawing>
+          <wp:inline distT="0" distB="0" distL="0" distR="0">
+            <wp:extent cx="1238250" cy="933450"/>
+            <wp:effectExtent t="0" r="0" b="0" l="0"/>
+            <wp:docPr id="1" name="" descr="" title=""/>
+            <wp:cNvGraphicFramePr>
+              <a:graphicFrameLocks xmlns:a="http://schemas.openxmlformats.org/drawingml/2006/main" noChangeAspect="1"/>
+            </wp:cNvGraphicFramePr>
+            <a:graphic xmlns:a="http://schemas.openxmlformats.org/drawingml/2006/main">
+              <a:graphicData uri="http://schemas.openxmlformats.org/drawingml/2006/picture">
+                <pic:pic xmlns:pic="http://schemas.openxmlformats.org/drawingml/2006/picture">
+                  <pic:nvPicPr>
+                    <pic:cNvPr id="0" name="" descr=""/>
+                    <pic:cNvPicPr>
+                      <a:picLocks noChangeAspect="1" noChangeArrowheads="1"/>
+                    </pic:cNvPicPr>
+                  </pic:nvPicPr>
+                  <pic:blipFill>
+                    <a:blip r:embed="rId9" cstate="none"/>
+                    <a:srcRect/>
+                    <a:stretch>
+                      <a:fillRect/>
+                    </a:stretch>
+                  </pic:blipFill>
+                  <pic:spPr bwMode="auto">
+                    <a:xfrm>
+                      <a:off x="0" y="0"/>
+                      <a:ext cx="1238250" cy="933450"/>
+                    </a:xfrm>
+                    <a:prstGeom prst="rect">
+                      <a:avLst/>
+                    </a:prstGeom>
+                  </pic:spPr>
+                </pic:pic>
+              </a:graphicData>
+            </a:graphic>
+          </wp:inline>
+        </w:drawing>
+      </w:r>
+    </w:p>
+    <w:p>
+      <w:pPr>
+        <w:keepNext/>
+        <w:spacing w:after="20"/>
       </w:pPr>
       <w:r>
         <w:rPr>
@@ -170,7 +266,7 @@
     </w:p>
     <w:p>
       <w:pPr>
-        <w:spacing w:after="60"/>
+        <w:spacing w:after="160"/>
       </w:pPr>
       <w:r>
         <w:rPr>
@@ -182,22 +278,55 @@
     </w:p>
     <w:p>
       <w:pPr>
-        <w:spacing w:after="60"/>
-      </w:pPr>
-      <w:r>
-        <w:rPr>
-          <w:i/>
-          <w:iCs/>
-          <w:color w:val="5F6F80"/>
-          <w:sz w:val="19"/>
-          <w:szCs w:val="19"/>
-        </w:rPr>
-        <w:t xml:space="preserve">Player heights: 60 in, 63 in, 58 in, 65 in — four different measurements</w:t>
-      </w:r>
-    </w:p>
-    <w:p>
-      <w:pPr>
-        <w:spacing w:after="60"/>
+        <w:keepNext/>
+        <w:spacing w:after="20" w:before="120"/>
+        <w:jc w:val="center"/>
+      </w:pPr>
+      <w:r>
+        <w:drawing>
+          <wp:inline distT="0" distB="0" distL="0" distR="0">
+            <wp:extent cx="1238250" cy="933450"/>
+            <wp:effectExtent t="0" r="0" b="0" l="0"/>
+            <wp:docPr id="1" name="" descr="" title=""/>
+            <wp:cNvGraphicFramePr>
+              <a:graphicFrameLocks xmlns:a="http://schemas.openxmlformats.org/drawingml/2006/main" noChangeAspect="1"/>
+            </wp:cNvGraphicFramePr>
+            <a:graphic xmlns:a="http://schemas.openxmlformats.org/drawingml/2006/main">
+              <a:graphicData uri="http://schemas.openxmlformats.org/drawingml/2006/picture">
+                <pic:pic xmlns:pic="http://schemas.openxmlformats.org/drawingml/2006/picture">
+                  <pic:nvPicPr>
+                    <pic:cNvPr id="0" name="" descr=""/>
+                    <pic:cNvPicPr>
+                      <a:picLocks noChangeAspect="1" noChangeArrowheads="1"/>
+                    </pic:cNvPicPr>
+                  </pic:nvPicPr>
+                  <pic:blipFill>
+                    <a:blip r:embed="rId10" cstate="none"/>
+                    <a:srcRect/>
+                    <a:stretch>
+                      <a:fillRect/>
+                    </a:stretch>
+                  </pic:blipFill>
+                  <pic:spPr bwMode="auto">
+                    <a:xfrm>
+                      <a:off x="0" y="0"/>
+                      <a:ext cx="1238250" cy="933450"/>
+                    </a:xfrm>
+                    <a:prstGeom prst="rect">
+                      <a:avLst/>
+                    </a:prstGeom>
+                  </pic:spPr>
+                </pic:pic>
+              </a:graphicData>
+            </a:graphic>
+          </wp:inline>
+        </w:drawing>
+      </w:r>
+    </w:p>
+    <w:p>
+      <w:pPr>
+        <w:keepNext/>
+        <w:spacing w:after="20"/>
       </w:pPr>
       <w:r>
         <w:rPr>
@@ -222,7 +351,7 @@
     </w:p>
     <w:p>
       <w:pPr>
-        <w:spacing w:after="60"/>
+        <w:spacing w:after="160"/>
       </w:pPr>
       <w:r>
         <w:rPr>
@@ -234,22 +363,55 @@
     </w:p>
     <w:p>
       <w:pPr>
-        <w:spacing w:after="60"/>
-      </w:pPr>
-      <w:r>
-        <w:rPr>
-          <w:i/>
-          <w:iCs/>
-          <w:color w:val="5F6F80"/>
-          <w:sz w:val="19"/>
-          <w:szCs w:val="19"/>
-        </w:rPr>
-        <w:t xml:space="preserve">Scores 10, 12, 11 are close together (low variability); scores 2, 15, 30 are far apart (high variability)</w:t>
-      </w:r>
-    </w:p>
-    <w:p>
-      <w:pPr>
-        <w:spacing w:after="60"/>
+        <w:keepNext/>
+        <w:spacing w:after="20" w:before="120"/>
+        <w:jc w:val="center"/>
+      </w:pPr>
+      <w:r>
+        <w:drawing>
+          <wp:inline distT="0" distB="0" distL="0" distR="0">
+            <wp:extent cx="1238250" cy="933450"/>
+            <wp:effectExtent t="0" r="0" b="0" l="0"/>
+            <wp:docPr id="1" name="" descr="" title=""/>
+            <wp:cNvGraphicFramePr>
+              <a:graphicFrameLocks xmlns:a="http://schemas.openxmlformats.org/drawingml/2006/main" noChangeAspect="1"/>
+            </wp:cNvGraphicFramePr>
+            <a:graphic xmlns:a="http://schemas.openxmlformats.org/drawingml/2006/main">
+              <a:graphicData uri="http://schemas.openxmlformats.org/drawingml/2006/picture">
+                <pic:pic xmlns:pic="http://schemas.openxmlformats.org/drawingml/2006/picture">
+                  <pic:nvPicPr>
+                    <pic:cNvPr id="0" name="" descr=""/>
+                    <pic:cNvPicPr>
+                      <a:picLocks noChangeAspect="1" noChangeArrowheads="1"/>
+                    </pic:cNvPicPr>
+                  </pic:nvPicPr>
+                  <pic:blipFill>
+                    <a:blip r:embed="rId9" cstate="none"/>
+                    <a:srcRect/>
+                    <a:stretch>
+                      <a:fillRect/>
+                    </a:stretch>
+                  </pic:blipFill>
+                  <pic:spPr bwMode="auto">
+                    <a:xfrm>
+                      <a:off x="0" y="0"/>
+                      <a:ext cx="1238250" cy="933450"/>
+                    </a:xfrm>
+                    <a:prstGeom prst="rect">
+                      <a:avLst/>
+                    </a:prstGeom>
+                  </pic:spPr>
+                </pic:pic>
+              </a:graphicData>
+            </a:graphic>
+          </wp:inline>
+        </w:drawing>
+      </w:r>
+    </w:p>
+    <w:p>
+      <w:pPr>
+        <w:keepNext/>
+        <w:spacing w:after="20"/>
       </w:pPr>
       <w:r>
         <w:rPr>
@@ -274,7 +436,7 @@
     </w:p>
     <w:p>
       <w:pPr>
-        <w:spacing w:after="60"/>
+        <w:spacing w:after="160"/>
       </w:pPr>
       <w:r>
         <w:rPr>
@@ -286,22 +448,55 @@
     </w:p>
     <w:p>
       <w:pPr>
-        <w:spacing w:after="60"/>
-      </w:pPr>
-      <w:r>
-        <w:rPr>
-          <w:i/>
-          <w:iCs/>
-          <w:color w:val="5F6F80"/>
-          <w:sz w:val="19"/>
-          <w:szCs w:val="19"/>
-        </w:rPr>
-        <w:t xml:space="preserve">Asking 50 students 'What is your favorite sport?' and recording the answers</w:t>
-      </w:r>
-    </w:p>
-    <w:p>
-      <w:pPr>
-        <w:spacing w:after="60"/>
+        <w:keepNext/>
+        <w:spacing w:after="20" w:before="120"/>
+        <w:jc w:val="center"/>
+      </w:pPr>
+      <w:r>
+        <w:drawing>
+          <wp:inline distT="0" distB="0" distL="0" distR="0">
+            <wp:extent cx="1238250" cy="933450"/>
+            <wp:effectExtent t="0" r="0" b="0" l="0"/>
+            <wp:docPr id="1" name="" descr="" title=""/>
+            <wp:cNvGraphicFramePr>
+              <a:graphicFrameLocks xmlns:a="http://schemas.openxmlformats.org/drawingml/2006/main" noChangeAspect="1"/>
+            </wp:cNvGraphicFramePr>
+            <a:graphic xmlns:a="http://schemas.openxmlformats.org/drawingml/2006/main">
+              <a:graphicData uri="http://schemas.openxmlformats.org/drawingml/2006/picture">
+                <pic:pic xmlns:pic="http://schemas.openxmlformats.org/drawingml/2006/picture">
+                  <pic:nvPicPr>
+                    <pic:cNvPr id="0" name="" descr=""/>
+                    <pic:cNvPicPr>
+                      <a:picLocks noChangeAspect="1" noChangeArrowheads="1"/>
+                    </pic:cNvPicPr>
+                  </pic:nvPicPr>
+                  <pic:blipFill>
+                    <a:blip r:embed="rId11" cstate="none"/>
+                    <a:srcRect/>
+                    <a:stretch>
+                      <a:fillRect/>
+                    </a:stretch>
+                  </pic:blipFill>
+                  <pic:spPr bwMode="auto">
+                    <a:xfrm>
+                      <a:off x="0" y="0"/>
+                      <a:ext cx="1238250" cy="933450"/>
+                    </a:xfrm>
+                    <a:prstGeom prst="rect">
+                      <a:avLst/>
+                    </a:prstGeom>
+                  </pic:spPr>
+                </pic:pic>
+              </a:graphicData>
+            </a:graphic>
+          </wp:inline>
+        </w:drawing>
+      </w:r>
+    </w:p>
+    <w:p>
+      <w:pPr>
+        <w:keepNext/>
+        <w:spacing w:after="20"/>
       </w:pPr>
       <w:r>
         <w:rPr>
@@ -326,7 +521,7 @@
     </w:p>
     <w:p>
       <w:pPr>
-        <w:spacing w:after="60"/>
+        <w:spacing w:after="160"/>
       </w:pPr>
       <w:r>
         <w:rPr>
@@ -334,21 +529,6 @@
           <w:szCs w:val="21"/>
         </w:rPr>
         <w:t xml:space="preserve">How the data looks: where it sits and how spread out it is.</w:t>
-      </w:r>
-    </w:p>
-    <w:p>
-      <w:pPr>
-        <w:spacing w:after="60"/>
-      </w:pPr>
-      <w:r>
-        <w:rPr>
-          <w:i/>
-          <w:iCs/>
-          <w:color w:val="5F6F80"/>
-          <w:sz w:val="19"/>
-          <w:szCs w:val="19"/>
-        </w:rPr>
-        <w:t xml:space="preserve">If most scores cluster in the middle with fewer at the edges, the distribution is symmetric</w:t>
       </w:r>
     </w:p>
     <w:p>

--- a/lessons/8-1-flagship/downloads/8-1-flagship-notes.docx
+++ b/lessons/8-1-flagship/downloads/8-1-flagship-notes.docx
@@ -1212,6 +1212,153 @@
     </w:p>
     <w:p>
       <w:pPr>
+        <w:pStyle w:val="Heading2"/>
+        <w:spacing w:after="80" w:before="180"/>
+      </w:pPr>
+      <w:r>
+        <w:rPr>
+          <w:b/>
+          <w:bCs/>
+          <w:color w:val="12355B"/>
+          <w:sz w:val="24"/>
+          <w:szCs w:val="24"/>
+        </w:rPr>
+        <w:t xml:space="preserve">Solved Example</w:t>
+      </w:r>
+      <w:r>
+        <w:rPr>
+          <w:i/>
+          <w:iCs/>
+          <w:color w:val="1FA6A2"/>
+          <w:sz w:val="19"/>
+          <w:szCs w:val="19"/>
+        </w:rPr>
+        <w:t xml:space="preserve">   I Do — watch each step</w:t>
+      </w:r>
+    </w:p>
+    <w:p>
+      <w:pPr>
+        <w:keepNext/>
+        <w:spacing w:after="40"/>
+      </w:pPr>
+      <w:r>
+        <w:rPr>
+          <w:b/>
+          <w:bCs/>
+          <w:color w:val="12355B"/>
+          <w:sz w:val="21"/>
+          <w:szCs w:val="21"/>
+        </w:rPr>
+        <w:t xml:space="preserve">Problem:  </w:t>
+      </w:r>
+      <w:r>
+        <w:rPr>
+          <w:sz w:val="21"/>
+          <w:szCs w:val="21"/>
+        </w:rPr>
+        <w:t xml:space="preserve">Which of the following is a statistical question?</w:t>
+      </w:r>
+    </w:p>
+    <w:p>
+      <w:pPr>
+        <w:spacing w:after="30"/>
+        <w:ind w:left="420"/>
+      </w:pPr>
+      <w:r>
+        <w:rPr>
+          <w:sz w:val="20"/>
+          <w:szCs w:val="20"/>
+        </w:rPr>
+        <w:t xml:space="preserve">A)  How many points did each player score this season?</w:t>
+      </w:r>
+    </w:p>
+    <w:p>
+      <w:pPr>
+        <w:spacing w:after="30"/>
+        <w:ind w:left="420"/>
+      </w:pPr>
+      <w:r>
+        <w:rPr>
+          <w:sz w:val="20"/>
+          <w:szCs w:val="20"/>
+        </w:rPr>
+        <w:t xml:space="preserve">B)  How many points are scored for a free throw?</w:t>
+      </w:r>
+    </w:p>
+    <w:p>
+      <w:pPr>
+        <w:spacing w:after="30"/>
+        <w:ind w:left="420"/>
+      </w:pPr>
+      <w:r>
+        <w:rPr>
+          <w:sz w:val="20"/>
+          <w:szCs w:val="20"/>
+        </w:rPr>
+        <w:t xml:space="preserve">C)  What sport does this team play?</w:t>
+      </w:r>
+    </w:p>
+    <w:p>
+      <w:pPr>
+        <w:spacing w:after="30"/>
+        <w:ind w:left="420"/>
+      </w:pPr>
+      <w:r>
+        <w:rPr>
+          <w:sz w:val="20"/>
+          <w:szCs w:val="20"/>
+        </w:rPr>
+        <w:t xml:space="preserve">D)  How many halves are in a soccer game?</w:t>
+      </w:r>
+    </w:p>
+    <w:p>
+      <w:pPr>
+        <w:spacing w:after="20" w:before="50"/>
+      </w:pPr>
+      <w:r>
+        <w:rPr>
+          <w:b/>
+          <w:bCs/>
+          <w:color w:val="1FA6A2"/>
+          <w:sz w:val="21"/>
+          <w:szCs w:val="21"/>
+        </w:rPr>
+        <w:t xml:space="preserve">Step 1:  </w:t>
+      </w:r>
+      <w:r>
+        <w:rPr>
+          <w:sz w:val="21"/>
+          <w:szCs w:val="21"/>
+        </w:rPr>
+        <w:t xml:space="preserve">"How many points did each player score?" is statistical because different players will have different scores — there is variability in the data.</w:t>
+      </w:r>
+    </w:p>
+    <w:p>
+      <w:pPr>
+        <w:spacing w:after="40" w:before="60"/>
+      </w:pPr>
+      <w:r>
+        <w:rPr>
+          <w:b/>
+          <w:bCs/>
+          <w:color w:val="12355B"/>
+          <w:sz w:val="21"/>
+          <w:szCs w:val="21"/>
+        </w:rPr>
+        <w:t xml:space="preserve">Answer:  </w:t>
+      </w:r>
+      <w:r>
+        <w:rPr>
+          <w:b/>
+          <w:bCs/>
+          <w:sz w:val="21"/>
+          <w:szCs w:val="21"/>
+        </w:rPr>
+        <w:t xml:space="preserve">A. How many points did each player score this season?</w:t>
+      </w:r>
+    </w:p>
+    <w:p>
+      <w:pPr>
         <w:pStyle w:val="Heading1"/>
         <w:pageBreakBefore/>
         <w:pBdr>
@@ -1254,6 +1401,170 @@
           <w:szCs w:val="19"/>
         </w:rPr>
         <w:t xml:space="preserve">   We Do — work with your class</w:t>
+      </w:r>
+    </w:p>
+    <w:p>
+      <w:pPr>
+        <w:keepNext/>
+        <w:spacing w:after="40" w:before="40"/>
+      </w:pPr>
+      <w:r>
+        <w:rPr>
+          <w:b/>
+          <w:bCs/>
+          <w:color w:val="12355B"/>
+          <w:sz w:val="21"/>
+          <w:szCs w:val="21"/>
+        </w:rPr>
+        <w:t xml:space="preserve">Problem:  </w:t>
+      </w:r>
+      <w:r>
+        <w:rPr>
+          <w:sz w:val="21"/>
+          <w:szCs w:val="21"/>
+        </w:rPr>
+        <w:t xml:space="preserve">Which question is NOT a statistical question?</w:t>
+      </w:r>
+    </w:p>
+    <w:p>
+      <w:pPr>
+        <w:spacing w:after="30"/>
+        <w:ind w:left="420"/>
+      </w:pPr>
+      <w:r>
+        <w:rPr>
+          <w:sz w:val="20"/>
+          <w:szCs w:val="20"/>
+        </w:rPr>
+        <w:t xml:space="preserve">A)  How many innings are in a baseball game?</w:t>
+      </w:r>
+    </w:p>
+    <w:p>
+      <w:pPr>
+        <w:spacing w:after="30"/>
+        <w:ind w:left="420"/>
+      </w:pPr>
+      <w:r>
+        <w:rPr>
+          <w:sz w:val="20"/>
+          <w:szCs w:val="20"/>
+        </w:rPr>
+        <w:t xml:space="preserve">B)  How many home runs did each player hit this year?</w:t>
+      </w:r>
+    </w:p>
+    <w:p>
+      <w:pPr>
+        <w:spacing w:after="30"/>
+        <w:ind w:left="420"/>
+      </w:pPr>
+      <w:r>
+        <w:rPr>
+          <w:sz w:val="20"/>
+          <w:szCs w:val="20"/>
+        </w:rPr>
+        <w:t xml:space="preserve">C)  How many miles does each runner train per week?</w:t>
+      </w:r>
+    </w:p>
+    <w:p>
+      <w:pPr>
+        <w:spacing w:after="30"/>
+        <w:ind w:left="420"/>
+      </w:pPr>
+      <w:r>
+        <w:rPr>
+          <w:sz w:val="20"/>
+          <w:szCs w:val="20"/>
+        </w:rPr>
+        <w:t xml:space="preserve">D)  How tall is each player on the basketball team?</w:t>
+      </w:r>
+    </w:p>
+    <w:p>
+      <w:pPr>
+        <w:keepNext/>
+        <w:spacing w:after="0" w:before="50"/>
+      </w:pPr>
+      <w:r>
+        <w:rPr>
+          <w:b/>
+          <w:bCs/>
+          <w:color w:val="6B4FA0"/>
+          <w:sz w:val="21"/>
+          <w:szCs w:val="21"/>
+        </w:rPr>
+        <w:t xml:space="preserve">Step 1:</w:t>
+      </w:r>
+    </w:p>
+    <w:p>
+      <w:pPr>
+        <w:pBdr>
+          <w:bottom w:val="single" w:color="AFBECC" w:sz="6"/>
+        </w:pBdr>
+        <w:spacing w:after="30" w:before="150"/>
+      </w:pPr>
+      <w:r>
+        <w:t xml:space="preserve"/>
+      </w:r>
+    </w:p>
+    <w:p>
+      <w:pPr>
+        <w:keepNext/>
+        <w:spacing w:after="0" w:before="50"/>
+      </w:pPr>
+      <w:r>
+        <w:rPr>
+          <w:b/>
+          <w:bCs/>
+          <w:color w:val="6B4FA0"/>
+          <w:sz w:val="21"/>
+          <w:szCs w:val="21"/>
+        </w:rPr>
+        <w:t xml:space="preserve">Step 2:</w:t>
+      </w:r>
+    </w:p>
+    <w:p>
+      <w:pPr>
+        <w:pBdr>
+          <w:bottom w:val="single" w:color="AFBECC" w:sz="6"/>
+        </w:pBdr>
+        <w:spacing w:after="30" w:before="150"/>
+      </w:pPr>
+      <w:r>
+        <w:t xml:space="preserve"/>
+      </w:r>
+    </w:p>
+    <w:p>
+      <w:pPr>
+        <w:keepNext/>
+        <w:spacing w:after="0" w:before="60"/>
+      </w:pPr>
+      <w:r>
+        <w:rPr>
+          <w:b/>
+          <w:bCs/>
+          <w:color w:val="12355B"/>
+          <w:sz w:val="21"/>
+          <w:szCs w:val="21"/>
+        </w:rPr>
+        <w:t xml:space="preserve">Answer:</w:t>
+      </w:r>
+    </w:p>
+    <w:p>
+      <w:pPr>
+        <w:pBdr>
+          <w:bottom w:val="single" w:color="AFBECC" w:sz="6"/>
+        </w:pBdr>
+        <w:spacing w:after="30" w:before="150"/>
+      </w:pPr>
+      <w:r>
+        <w:t xml:space="preserve"/>
+      </w:r>
+    </w:p>
+    <w:p>
+      <w:pPr>
+        <w:spacing w:after="80"/>
+      </w:pPr>
+      <w:r>
+        <w:t xml:space="preserve"/>
       </w:r>
     </w:p>
     <w:tbl>
@@ -1854,7 +2165,7 @@
           <w:sz w:val="21"/>
           <w:szCs w:val="21"/>
         </w:rPr>
-        <w:t xml:space="preserve">Which of the following is a statistical question?</w:t>
+        <w:t xml:space="preserve">Why is 'How many hours of sleep did each student get last night?' a statistical question?</w:t>
       </w:r>
     </w:p>
     <w:p>
@@ -1867,7 +2178,7 @@
           <w:sz w:val="20"/>
           <w:szCs w:val="20"/>
         </w:rPr>
-        <w:t xml:space="preserve">A)  How many points did each player score this season?</w:t>
+        <w:t xml:space="preserve">A)  Because different students got different amounts of sleep</w:t>
       </w:r>
     </w:p>
     <w:p>
@@ -1880,7 +2191,7 @@
           <w:sz w:val="20"/>
           <w:szCs w:val="20"/>
         </w:rPr>
-        <w:t xml:space="preserve">B)  How many points are scored for a free throw?</w:t>
+        <w:t xml:space="preserve">B)  Because it asks about sleep</w:t>
       </w:r>
     </w:p>
     <w:p>
@@ -1893,7 +2204,7 @@
           <w:sz w:val="20"/>
           <w:szCs w:val="20"/>
         </w:rPr>
-        <w:t xml:space="preserve">C)  What sport does this team play?</w:t>
+        <w:t xml:space="preserve">C)  Because hours are numbers</w:t>
       </w:r>
     </w:p>
     <w:p>
@@ -1906,7 +2217,7 @@
           <w:sz w:val="20"/>
           <w:szCs w:val="20"/>
         </w:rPr>
-        <w:t xml:space="preserve">D)  How many halves are in a soccer game?</w:t>
+        <w:t xml:space="preserve">D)  Because the answer is always 8 hours</w:t>
       </w:r>
     </w:p>
     <w:p>
@@ -1984,67 +2295,7 @@
           <w:sz w:val="21"/>
           <w:szCs w:val="21"/>
         </w:rPr>
-        <w:t xml:space="preserve">Which question is NOT a statistical question?</w:t>
-      </w:r>
-    </w:p>
-    <w:p>
-      <w:pPr>
-        <w:spacing w:after="40"/>
-        <w:ind w:left="420"/>
-      </w:pPr>
-      <w:r>
-        <w:rPr>
-          <w:sz w:val="20"/>
-          <w:szCs w:val="20"/>
-        </w:rPr>
-        <w:t xml:space="preserve">A)  How many innings are in a baseball game?</w:t>
-      </w:r>
-    </w:p>
-    <w:p>
-      <w:pPr>
-        <w:spacing w:after="40"/>
-        <w:ind w:left="420"/>
-      </w:pPr>
-      <w:r>
-        <w:rPr>
-          <w:sz w:val="20"/>
-          <w:szCs w:val="20"/>
-        </w:rPr>
-        <w:t xml:space="preserve">B)  How many home runs did each player hit this year?</w:t>
-      </w:r>
-    </w:p>
-    <w:p>
-      <w:pPr>
-        <w:spacing w:after="40"/>
-        <w:ind w:left="420"/>
-      </w:pPr>
-      <w:r>
-        <w:rPr>
-          <w:sz w:val="20"/>
-          <w:szCs w:val="20"/>
-        </w:rPr>
-        <w:t xml:space="preserve">C)  How many miles does each runner train per week?</w:t>
-      </w:r>
-    </w:p>
-    <w:p>
-      <w:pPr>
-        <w:spacing w:after="40"/>
-        <w:ind w:left="420"/>
-      </w:pPr>
-      <w:r>
-        <w:rPr>
-          <w:sz w:val="20"/>
-          <w:szCs w:val="20"/>
-        </w:rPr>
-        <w:t xml:space="preserve">D)  How tall is each player on the basketball team?</w:t>
-      </w:r>
-    </w:p>
-    <w:p>
-      <w:pPr>
-        <w:spacing w:after="20"/>
-      </w:pPr>
-      <w:r>
-        <w:t xml:space="preserve"/>
+        <w:t xml:space="preserve">Match each question to its type.</w:t>
       </w:r>
     </w:p>
     <w:tbl>
@@ -2089,6 +2340,22 @@
               <w:t xml:space="preserve"/>
             </w:r>
           </w:p>
+          <w:p>
+            <w:pPr>
+              <w:spacing w:after="0" w:line="320"/>
+            </w:pPr>
+            <w:r>
+              <w:t xml:space="preserve"/>
+            </w:r>
+          </w:p>
+          <w:p>
+            <w:pPr>
+              <w:spacing w:after="0" w:line="320"/>
+            </w:pPr>
+            <w:r>
+              <w:t xml:space="preserve"/>
+            </w:r>
+          </w:p>
         </w:tc>
       </w:tr>
     </w:tbl>
@@ -2114,7 +2381,7 @@
           <w:sz w:val="21"/>
           <w:szCs w:val="21"/>
         </w:rPr>
-        <w:t xml:space="preserve">Why is 'How many hours of sleep did each student get last night?' a statistical question?</w:t>
+        <w:t xml:space="preserve">A coach asks: "How many hours does each athlete on the track team sleep the night before a meet?" Why is this a statistical question?</w:t>
       </w:r>
     </w:p>
     <w:p>
@@ -2127,7 +2394,7 @@
           <w:sz w:val="20"/>
           <w:szCs w:val="20"/>
         </w:rPr>
-        <w:t xml:space="preserve">A)  Because different students got different amounts of sleep</w:t>
+        <w:t xml:space="preserve">A)  Because the answers will vary from athlete to athlete</w:t>
       </w:r>
     </w:p>
     <w:p>
@@ -2140,7 +2407,7 @@
           <w:sz w:val="20"/>
           <w:szCs w:val="20"/>
         </w:rPr>
-        <w:t xml:space="preserve">B)  Because it asks about sleep</w:t>
+        <w:t xml:space="preserve">B)  Because it is about sports</w:t>
       </w:r>
     </w:p>
     <w:p>
@@ -2153,7 +2420,7 @@
           <w:sz w:val="20"/>
           <w:szCs w:val="20"/>
         </w:rPr>
-        <w:t xml:space="preserve">C)  Because hours are numbers</w:t>
+        <w:t xml:space="preserve">C)  Because it has a numerical answer</w:t>
       </w:r>
     </w:p>
     <w:p>
@@ -2166,7 +2433,7 @@
           <w:sz w:val="20"/>
           <w:szCs w:val="20"/>
         </w:rPr>
-        <w:t xml:space="preserve">D)  Because the answer is always 8 hours</w:t>
+        <w:t xml:space="preserve">D)  Because the coach asked it</w:t>
       </w:r>
     </w:p>
     <w:p>
@@ -2244,7 +2511,7 @@
           <w:sz w:val="21"/>
           <w:szCs w:val="21"/>
         </w:rPr>
-        <w:t xml:space="preserve">Match each question to its type.</w:t>
+        <w:t xml:space="preserve">Match each question with what makes it statistical or not.</w:t>
       </w:r>
     </w:p>
     <w:tbl>
@@ -2969,6 +3236,64 @@
           <w:sz w:val="24"/>
           <w:szCs w:val="24"/>
         </w:rPr>
+        <w:t xml:space="preserve">Worked Notes (I Do / We Do)</w:t>
+      </w:r>
+    </w:p>
+    <w:p>
+      <w:pPr>
+        <w:spacing w:after="80"/>
+      </w:pPr>
+      <w:r>
+        <w:rPr>
+          <w:b/>
+          <w:bCs/>
+          <w:sz w:val="21"/>
+          <w:szCs w:val="21"/>
+        </w:rPr>
+        <w:t xml:space="preserve">I Do:  </w:t>
+      </w:r>
+      <w:r>
+        <w:rPr>
+          <w:sz w:val="21"/>
+          <w:szCs w:val="21"/>
+        </w:rPr>
+        <w:t xml:space="preserve">A. How many points did each player score this season?</w:t>
+      </w:r>
+    </w:p>
+    <w:p>
+      <w:pPr>
+        <w:spacing w:after="80"/>
+      </w:pPr>
+      <w:r>
+        <w:rPr>
+          <w:b/>
+          <w:bCs/>
+          <w:sz w:val="21"/>
+          <w:szCs w:val="21"/>
+        </w:rPr>
+        <w:t xml:space="preserve">We Do:  </w:t>
+      </w:r>
+      <w:r>
+        <w:rPr>
+          <w:sz w:val="21"/>
+          <w:szCs w:val="21"/>
+        </w:rPr>
+        <w:t xml:space="preserve">A. How many innings are in a baseball game?</w:t>
+      </w:r>
+    </w:p>
+    <w:p>
+      <w:pPr>
+        <w:pStyle w:val="Heading2"/>
+        <w:spacing w:after="80" w:before="180"/>
+      </w:pPr>
+      <w:r>
+        <w:rPr>
+          <w:b/>
+          <w:bCs/>
+          <w:color w:val="12355B"/>
+          <w:sz w:val="24"/>
+          <w:szCs w:val="24"/>
+        </w:rPr>
         <w:t xml:space="preserve">Independent Practice</w:t>
       </w:r>
     </w:p>
@@ -2990,7 +3315,7 @@
           <w:sz w:val="21"/>
           <w:szCs w:val="21"/>
         </w:rPr>
-        <w:t xml:space="preserve">A)  How many points did each player score this season?</w:t>
+        <w:t xml:space="preserve">A)  Because different students got different amounts of sleep</w:t>
       </w:r>
       <w:r>
         <w:rPr>
@@ -3000,7 +3325,7 @@
           <w:sz w:val="19"/>
           <w:szCs w:val="19"/>
         </w:rPr>
-        <w:t xml:space="preserve">  — "How many points did each player score?" is statistical because different players will have different scores — there is variability in the data.</w:t>
+        <w:t xml:space="preserve">  — A statistical question anticipates variability — different students slept different amounts, so the data will vary.</w:t>
       </w:r>
     </w:p>
     <w:p>
@@ -3021,7 +3346,31 @@
           <w:sz w:val="21"/>
           <w:szCs w:val="21"/>
         </w:rPr>
-        <w:t xml:space="preserve">A)  How many innings are in a baseball game?</w:t>
+        <w:t xml:space="preserve">Answers vary.</w:t>
+      </w:r>
+      <w:r>
+        <w:t xml:space="preserve"/>
+      </w:r>
+    </w:p>
+    <w:p>
+      <w:pPr>
+        <w:spacing w:after="80"/>
+      </w:pPr>
+      <w:r>
+        <w:rPr>
+          <w:b/>
+          <w:bCs/>
+          <w:sz w:val="21"/>
+          <w:szCs w:val="21"/>
+        </w:rPr>
+        <w:t xml:space="preserve">3.  </w:t>
+      </w:r>
+      <w:r>
+        <w:rPr>
+          <w:sz w:val="21"/>
+          <w:szCs w:val="21"/>
+        </w:rPr>
+        <w:t xml:space="preserve">A)  Because the answers will vary from athlete to athlete</w:t>
       </w:r>
       <w:r>
         <w:rPr>
@@ -3031,38 +3380,7 @@
           <w:sz w:val="19"/>
           <w:szCs w:val="19"/>
         </w:rPr>
-        <w:t xml:space="preserve">  — "How many innings are in a baseball game?" has one fixed answer (9) — no variability. The other questions all produce different answers for different people.</w:t>
-      </w:r>
-    </w:p>
-    <w:p>
-      <w:pPr>
-        <w:spacing w:after="80"/>
-      </w:pPr>
-      <w:r>
-        <w:rPr>
-          <w:b/>
-          <w:bCs/>
-          <w:sz w:val="21"/>
-          <w:szCs w:val="21"/>
-        </w:rPr>
-        <w:t xml:space="preserve">3.  </w:t>
-      </w:r>
-      <w:r>
-        <w:rPr>
-          <w:sz w:val="21"/>
-          <w:szCs w:val="21"/>
-        </w:rPr>
-        <w:t xml:space="preserve">A)  Because different students got different amounts of sleep</w:t>
-      </w:r>
-      <w:r>
-        <w:rPr>
-          <w:i/>
-          <w:iCs/>
-          <w:color w:val="5F6F80"/>
-          <w:sz w:val="19"/>
-          <w:szCs w:val="19"/>
-        </w:rPr>
-        <w:t xml:space="preserve">  — A statistical question anticipates variability — different students slept different amounts, so the data will vary.</w:t>
+        <w:t xml:space="preserve">  — A statistical question anticipates variability. Different athletes sleep different amounts, so the data collected will vary.</w:t>
       </w:r>
     </w:p>
     <w:p>

--- a/lessons/8-1-flagship/downloads/8-1-flagship-notes.docx
+++ b/lessons/8-1-flagship/downloads/8-1-flagship-notes.docx
@@ -1023,6 +1023,216 @@
     <w:p>
       <w:pPr>
         <w:pStyle w:val="Heading1"/>
+        <w:pBdr>
+          <w:bottom w:val="single" w:color="1FA6A2" w:sz="14" w:space="6"/>
+        </w:pBdr>
+        <w:spacing w:after="140" w:before="260"/>
+      </w:pPr>
+      <w:r>
+        <w:rPr>
+          <w:b/>
+          <w:bCs/>
+          <w:color w:val="12355B"/>
+          <w:sz w:val="30"/>
+          <w:szCs w:val="30"/>
+        </w:rPr>
+        <w:t xml:space="preserve">Guided Notes</w:t>
+      </w:r>
+    </w:p>
+    <w:p>
+      <w:pPr>
+        <w:spacing w:after="100"/>
+      </w:pPr>
+      <w:r>
+        <w:rPr>
+          <w:i/>
+          <w:iCs/>
+          <w:color w:val="5F6F80"/>
+          <w:sz w:val="19"/>
+          <w:szCs w:val="19"/>
+        </w:rPr>
+        <w:t xml:space="preserve">Fill in each blank as we go. Use the Word Bank to help you.</w:t>
+      </w:r>
+    </w:p>
+    <w:tbl>
+      <w:tblPr>
+        <w:tblW w:type="pct" w:w="100%"/>
+        <w:tblBorders>
+          <w:top w:val="single" w:color="BBD0DE" w:sz="8"/>
+          <w:left w:val="single" w:color="BBD0DE" w:sz="8"/>
+          <w:bottom w:val="single" w:color="BBD0DE" w:sz="8"/>
+          <w:right w:val="single" w:color="BBD0DE" w:sz="8"/>
+          <w:insideH w:val="single" w:color="auto" w:sz="4"/>
+          <w:insideV w:val="single" w:color="auto" w:sz="4"/>
+        </w:tblBorders>
+      </w:tblPr>
+      <w:tblGrid>
+        <w:gridCol w:w="100"/>
+      </w:tblGrid>
+      <w:tr>
+        <w:tc>
+          <w:tcPr>
+            <w:shd w:fill="EEF4F8" w:color="auto" w:val="clear"/>
+            <w:tcMar>
+              <w:top w:type="dxa" w:w="120"/>
+              <w:left w:type="dxa" w:w="180"/>
+              <w:bottom w:type="dxa" w:w="120"/>
+              <w:right w:type="dxa" w:w="180"/>
+            </w:tcMar>
+          </w:tcPr>
+          <w:p>
+            <w:pPr>
+              <w:spacing w:after="40"/>
+            </w:pPr>
+            <w:r>
+              <w:rPr>
+                <w:b/>
+                <w:bCs/>
+                <w:color w:val="1FA6A2"/>
+                <w:sz w:val="18"/>
+                <w:szCs w:val="18"/>
+              </w:rPr>
+              <w:t xml:space="preserve">WORD BANK</w:t>
+            </w:r>
+          </w:p>
+          <w:p>
+            <w:pPr>
+              <w:spacing w:after="80"/>
+            </w:pPr>
+            <w:r>
+              <w:rPr>
+                <w:b/>
+                <w:bCs/>
+                <w:sz w:val="21"/>
+                <w:szCs w:val="21"/>
+              </w:rPr>
+              <w:t xml:space="preserve">Statistical Question      •      Data      •      Variability      •      Survey      •      Data distribution</w:t>
+            </w:r>
+          </w:p>
+        </w:tc>
+      </w:tr>
+    </w:tbl>
+    <w:p>
+      <w:pPr>
+        <w:spacing w:after="80"/>
+      </w:pPr>
+      <w:r>
+        <w:t xml:space="preserve"/>
+      </w:r>
+    </w:p>
+    <w:p>
+      <w:pPr>
+        <w:spacing w:after="120" w:before="80"/>
+      </w:pPr>
+      <w:r>
+        <w:rPr>
+          <w:b/>
+          <w:bCs/>
+          <w:color w:val="12355B"/>
+          <w:sz w:val="22"/>
+          <w:szCs w:val="22"/>
+        </w:rPr>
+        <w:t xml:space="preserve">1.  </w:t>
+      </w:r>
+      <w:r>
+        <w:rPr>
+          <w:sz w:val="22"/>
+          <w:szCs w:val="22"/>
+        </w:rPr>
+        <w:t xml:space="preserve">A question that expects a variety of answers and is answered by collecting data is a ___.</w:t>
+      </w:r>
+    </w:p>
+    <w:p>
+      <w:pPr>
+        <w:spacing w:after="120" w:before="80"/>
+      </w:pPr>
+      <w:r>
+        <w:rPr>
+          <w:b/>
+          <w:bCs/>
+          <w:color w:val="12355B"/>
+          <w:sz w:val="22"/>
+          <w:szCs w:val="22"/>
+        </w:rPr>
+        <w:t xml:space="preserve">2.  </w:t>
+      </w:r>
+      <w:r>
+        <w:rPr>
+          <w:sz w:val="22"/>
+          <w:szCs w:val="22"/>
+        </w:rPr>
+        <w:t xml:space="preserve">Facts or numbers collected to answer a question are ___.</w:t>
+      </w:r>
+    </w:p>
+    <w:p>
+      <w:pPr>
+        <w:spacing w:after="120" w:before="80"/>
+      </w:pPr>
+      <w:r>
+        <w:rPr>
+          <w:b/>
+          <w:bCs/>
+          <w:color w:val="12355B"/>
+          <w:sz w:val="22"/>
+          <w:szCs w:val="22"/>
+        </w:rPr>
+        <w:t xml:space="preserve">3.  </w:t>
+      </w:r>
+      <w:r>
+        <w:rPr>
+          <w:sz w:val="22"/>
+          <w:szCs w:val="22"/>
+        </w:rPr>
+        <w:t xml:space="preserve">How much the values in a data set differ from one another is the ___.</w:t>
+      </w:r>
+    </w:p>
+    <w:p>
+      <w:pPr>
+        <w:spacing w:after="120" w:before="80"/>
+      </w:pPr>
+      <w:r>
+        <w:rPr>
+          <w:b/>
+          <w:bCs/>
+          <w:color w:val="12355B"/>
+          <w:sz w:val="22"/>
+          <w:szCs w:val="22"/>
+        </w:rPr>
+        <w:t xml:space="preserve">4.  </w:t>
+      </w:r>
+      <w:r>
+        <w:rPr>
+          <w:sz w:val="22"/>
+          <w:szCs w:val="22"/>
+        </w:rPr>
+        <w:t xml:space="preserve">A way to collect data by asking many people the same question is a ___.</w:t>
+      </w:r>
+    </w:p>
+    <w:p>
+      <w:pPr>
+        <w:spacing w:after="120" w:before="80"/>
+      </w:pPr>
+      <w:r>
+        <w:rPr>
+          <w:b/>
+          <w:bCs/>
+          <w:color w:val="12355B"/>
+          <w:sz w:val="22"/>
+          <w:szCs w:val="22"/>
+        </w:rPr>
+        <w:t xml:space="preserve">5.  </w:t>
+      </w:r>
+      <w:r>
+        <w:rPr>
+          <w:sz w:val="22"/>
+          <w:szCs w:val="22"/>
+        </w:rPr>
+        <w:t xml:space="preserve">The way data values are spread out across a range is the ___.</w:t>
+      </w:r>
+    </w:p>
+    <w:p>
+      <w:pPr>
+        <w:pStyle w:val="Heading1"/>
         <w:pageBreakBefore/>
         <w:pBdr>
           <w:bottom w:val="single" w:color="1FA6A2" w:sz="14" w:space="6"/>
@@ -2084,6 +2294,87 @@
     </w:p>
     <w:p>
       <w:pPr>
+        <w:spacing w:after="40" w:before="80"/>
+      </w:pPr>
+      <w:r>
+        <w:rPr>
+          <w:b/>
+          <w:bCs/>
+          <w:color w:val="12355B"/>
+          <w:sz w:val="21"/>
+          <w:szCs w:val="21"/>
+        </w:rPr>
+        <w:t xml:space="preserve">5. </w:t>
+      </w:r>
+      <w:r>
+        <w:rPr>
+          <w:b/>
+          <w:bCs/>
+          <w:color w:val="6B4FA0"/>
+          <w:sz w:val="19"/>
+          <w:szCs w:val="19"/>
+        </w:rPr>
+        <w:t xml:space="preserve">[Practice] </w:t>
+      </w:r>
+      <w:r>
+        <w:rPr>
+          <w:b/>
+          <w:bCs/>
+          <w:sz w:val="21"/>
+          <w:szCs w:val="21"/>
+        </w:rPr>
+        <w:t xml:space="preserve">During practice on Statistical Questions and Data, what strategy did you use when a problem felt tricky?</w:t>
+      </w:r>
+    </w:p>
+    <w:p>
+      <w:pPr>
+        <w:spacing w:after="60"/>
+      </w:pPr>
+      <w:r>
+        <w:rPr>
+          <w:color w:val="1A2733"/>
+          <w:sz w:val="21"/>
+          <w:szCs w:val="21"/>
+        </w:rPr>
+        <w:t xml:space="preserve">Start with:  I know it needs data because it asks about ___.</w:t>
+      </w:r>
+      <w:r>
+        <w:rPr>
+          <w:i/>
+          <w:iCs/>
+          <w:color w:val="5F6F80"/>
+          <w:sz w:val="19"/>
+          <w:szCs w:val="19"/>
+        </w:rPr>
+        <w:br/>
+        <w:t xml:space="preserve">Sé que necesita datos porque pregunta sobre ___.</w:t>
+      </w:r>
+    </w:p>
+    <w:p>
+      <w:pPr>
+        <w:spacing w:after="80"/>
+      </w:pPr>
+      <w:r>
+        <w:rPr>
+          <w:b/>
+          <w:bCs/>
+          <w:color w:val="12355B"/>
+          <w:sz w:val="19"/>
+          <w:szCs w:val="19"/>
+        </w:rPr>
+        <w:t xml:space="preserve">Word bank:  </w:t>
+      </w:r>
+      <w:r>
+        <w:rPr>
+          <w:color w:val="1FA6A2"/>
+          <w:sz w:val="19"/>
+          <w:szCs w:val="19"/>
+        </w:rPr>
+        <w:t xml:space="preserve">Statistical Question,  Data,  Variability,  Survey</w:t>
+      </w:r>
+    </w:p>
+    <w:p>
+      <w:pPr>
         <w:pStyle w:val="Heading1"/>
         <w:pageBreakBefore/>
         <w:pBdr>
@@ -2592,33 +2883,7 @@
           <w:sz w:val="30"/>
           <w:szCs w:val="30"/>
         </w:rPr>
-        <w:t xml:space="preserve">Write About the Math</w:t>
-      </w:r>
-    </w:p>
-    <w:p>
-      <w:pPr>
-        <w:pStyle w:val="Heading2"/>
-        <w:spacing w:after="80" w:before="180"/>
-      </w:pPr>
-      <w:r>
-        <w:rPr>
-          <w:b/>
-          <w:bCs/>
-          <w:color w:val="12355B"/>
-          <w:sz w:val="24"/>
-          <w:szCs w:val="24"/>
-        </w:rPr>
-        <w:t xml:space="preserve">Build Strong Sentences</w:t>
-      </w:r>
-      <w:r>
-        <w:rPr>
-          <w:i/>
-          <w:iCs/>
-          <w:color w:val="B97A12"/>
-          <w:sz w:val="19"/>
-          <w:szCs w:val="19"/>
-        </w:rPr>
-        <w:t xml:space="preserve">   The Writing Revolution</w:t>
+        <w:t xml:space="preserve">Exit Ticket</w:t>
       </w:r>
     </w:p>
     <w:p>
@@ -2633,435 +2898,90 @@
           <w:sz w:val="19"/>
           <w:szCs w:val="19"/>
         </w:rPr>
-        <w:t xml:space="preserve">I can explain my reasoning using the words statistical question, data, variability, and survey.</w:t>
-      </w:r>
-    </w:p>
-    <w:p>
-      <w:pPr>
-        <w:pStyle w:val="Heading2"/>
-        <w:spacing w:after="80" w:before="180"/>
-      </w:pPr>
-      <w:r>
-        <w:rPr>
-          <w:b/>
-          <w:bCs/>
-          <w:color w:val="12355B"/>
-          <w:sz w:val="24"/>
-          <w:szCs w:val="24"/>
-        </w:rPr>
-        <w:t xml:space="preserve">1. Kernel Sentence</w:t>
-      </w:r>
-      <w:r>
-        <w:rPr>
-          <w:i/>
-          <w:iCs/>
-          <w:color w:val="1FA6A2"/>
-          <w:sz w:val="19"/>
-          <w:szCs w:val="19"/>
-        </w:rPr>
-        <w:t xml:space="preserve">   subject + verb</w:t>
-      </w:r>
-    </w:p>
-    <w:tbl>
-      <w:tblPr>
-        <w:tblW w:type="pct" w:w="100%"/>
-        <w:tblBorders>
-          <w:top w:val="single" w:color="B97A12" w:sz="8"/>
-          <w:left w:val="single" w:color="B97A12" w:sz="8"/>
-          <w:bottom w:val="single" w:color="B97A12" w:sz="8"/>
-          <w:right w:val="single" w:color="B97A12" w:sz="8"/>
-          <w:insideH w:val="single" w:color="auto" w:sz="4"/>
-          <w:insideV w:val="single" w:color="auto" w:sz="4"/>
-        </w:tblBorders>
-      </w:tblPr>
-      <w:tblGrid>
-        <w:gridCol w:w="100"/>
-      </w:tblGrid>
-      <w:tr>
-        <w:tc>
-          <w:tcPr>
-            <w:shd w:fill="FBF3E2" w:color="auto" w:val="clear"/>
-            <w:tcMar>
-              <w:top w:type="dxa" w:w="120"/>
-              <w:left w:type="dxa" w:w="180"/>
-              <w:bottom w:type="dxa" w:w="120"/>
-              <w:right w:type="dxa" w:w="180"/>
-            </w:tcMar>
-          </w:tcPr>
-          <w:p>
-            <w:pPr>
-              <w:spacing w:after="0"/>
-            </w:pPr>
-            <w:r>
-              <w:rPr>
-                <w:b/>
-                <w:bCs/>
-                <w:color w:val="1FA6A2"/>
-                <w:sz w:val="20"/>
-                <w:szCs w:val="20"/>
-              </w:rPr>
-              <w:t xml:space="preserve">Model:  </w:t>
-            </w:r>
-            <w:r>
-              <w:rPr>
-                <w:sz w:val="20"/>
-                <w:szCs w:val="20"/>
-              </w:rPr>
-              <w:t xml:space="preserve">Statistical Question is a question where the answers will be different for different people.</w:t>
-            </w:r>
-          </w:p>
-        </w:tc>
-      </w:tr>
-    </w:tbl>
+        <w:t xml:space="preserve">Answer on your own. This shows what you learned today.</w:t>
+      </w:r>
+    </w:p>
+    <w:p>
+      <w:pPr>
+        <w:spacing w:after="80" w:before="80"/>
+      </w:pPr>
+      <w:r>
+        <w:rPr>
+          <w:color w:val="B97A12"/>
+          <w:sz w:val="22"/>
+          <w:szCs w:val="22"/>
+        </w:rPr>
+        <w:t xml:space="preserve">★  </w:t>
+      </w:r>
+      <w:r>
+        <w:rPr>
+          <w:b/>
+          <w:bCs/>
+          <w:sz w:val="22"/>
+          <w:szCs w:val="22"/>
+        </w:rPr>
+        <w:t xml:space="preserve">Which question is a statistical question?
+A) How many students are in the school?
+B) How many hours does each student in 6th grade exercise per week?
+C) What time does school start?
+D) How many days are in a week?</w:t>
+      </w:r>
+    </w:p>
+    <w:p>
+      <w:pPr>
+        <w:spacing w:after="60"/>
+        <w:ind w:left="420"/>
+      </w:pPr>
+      <w:r>
+        <w:rPr>
+          <w:sz w:val="21"/>
+          <w:szCs w:val="21"/>
+        </w:rPr>
+        <w:t xml:space="preserve">A)  B) How many hours does each student exercise per week?</w:t>
+      </w:r>
+    </w:p>
+    <w:p>
+      <w:pPr>
+        <w:spacing w:after="60"/>
+        <w:ind w:left="420"/>
+      </w:pPr>
+      <w:r>
+        <w:rPr>
+          <w:sz w:val="21"/>
+          <w:szCs w:val="21"/>
+        </w:rPr>
+        <w:t xml:space="preserve">B)  A) How many students are in the school?</w:t>
+      </w:r>
+    </w:p>
+    <w:p>
+      <w:pPr>
+        <w:spacing w:after="60"/>
+        <w:ind w:left="420"/>
+      </w:pPr>
+      <w:r>
+        <w:rPr>
+          <w:sz w:val="21"/>
+          <w:szCs w:val="21"/>
+        </w:rPr>
+        <w:t xml:space="preserve">C)  C) What time does school start?</w:t>
+      </w:r>
+    </w:p>
+    <w:p>
+      <w:pPr>
+        <w:spacing w:after="60"/>
+        <w:ind w:left="420"/>
+      </w:pPr>
+      <w:r>
+        <w:rPr>
+          <w:sz w:val="21"/>
+          <w:szCs w:val="21"/>
+        </w:rPr>
+        <w:t xml:space="preserve">D)  D) How many days are in a week?</w:t>
+      </w:r>
+    </w:p>
     <w:p>
       <w:pPr>
         <w:spacing w:after="40"/>
-      </w:pPr>
-      <w:r>
-        <w:t xml:space="preserve"/>
-      </w:r>
-    </w:p>
-    <w:p>
-      <w:pPr>
-        <w:spacing w:after="60"/>
-      </w:pPr>
-      <w:r>
-        <w:rPr>
-          <w:color w:val="1A2733"/>
-          <w:sz w:val="21"/>
-          <w:szCs w:val="21"/>
-        </w:rPr>
-        <w:t xml:space="preserve">Write a kernel sentence about statistical question. Use a subject and a verb.</w:t>
-      </w:r>
-      <w:r>
-        <w:rPr>
-          <w:i/>
-          <w:iCs/>
-          <w:color w:val="5F6F80"/>
-          <w:sz w:val="19"/>
-          <w:szCs w:val="19"/>
-        </w:rPr>
-        <w:br/>
-        <w:t xml:space="preserve">Escribe una oración base sobre pregunta estadística. Usa un sujeto y un verbo.</w:t>
-      </w:r>
-    </w:p>
-    <w:p>
-      <w:pPr>
-        <w:pBdr>
-          <w:bottom w:val="single" w:color="AFBECC" w:sz="6"/>
-        </w:pBdr>
-        <w:spacing w:after="30" w:before="150"/>
-      </w:pPr>
-      <w:r>
-        <w:t xml:space="preserve"/>
-      </w:r>
-    </w:p>
-    <w:p>
-      <w:pPr>
-        <w:pBdr>
-          <w:bottom w:val="single" w:color="AFBECC" w:sz="6"/>
-        </w:pBdr>
-        <w:spacing w:after="30" w:before="150"/>
-      </w:pPr>
-      <w:r>
-        <w:t xml:space="preserve"/>
-      </w:r>
-    </w:p>
-    <w:p>
-      <w:pPr>
-        <w:pStyle w:val="Heading2"/>
-        <w:spacing w:after="80" w:before="180"/>
-      </w:pPr>
-      <w:r>
-        <w:rPr>
-          <w:b/>
-          <w:bCs/>
-          <w:color w:val="12355B"/>
-          <w:sz w:val="24"/>
-          <w:szCs w:val="24"/>
-        </w:rPr>
-        <w:t xml:space="preserve">2. Sentence Expansion</w:t>
-      </w:r>
-      <w:r>
-        <w:rPr>
-          <w:i/>
-          <w:iCs/>
-          <w:color w:val="1FA6A2"/>
-          <w:sz w:val="19"/>
-          <w:szCs w:val="19"/>
-        </w:rPr>
-        <w:t xml:space="preserve">   because · but · so</w:t>
-      </w:r>
-    </w:p>
-    <w:p>
-      <w:pPr>
-        <w:spacing w:after="80"/>
-      </w:pPr>
-      <w:r>
-        <w:rPr>
-          <w:b/>
-          <w:bCs/>
-          <w:color w:val="1FA6A2"/>
-          <w:sz w:val="20"/>
-          <w:szCs w:val="20"/>
-        </w:rPr>
-        <w:t xml:space="preserve">Kernel:  </w:t>
-      </w:r>
-      <w:r>
-        <w:rPr>
-          <w:sz w:val="20"/>
-          <w:szCs w:val="20"/>
-        </w:rPr>
-        <w:t xml:space="preserve">Statistical Question matters in math</w:t>
-      </w:r>
-    </w:p>
-    <w:p>
-      <w:pPr>
-        <w:spacing w:after="80"/>
-      </w:pPr>
-      <w:r>
-        <w:rPr>
-          <w:b/>
-          <w:bCs/>
-          <w:color w:val="12355B"/>
-          <w:sz w:val="21"/>
-          <w:szCs w:val="21"/>
-        </w:rPr>
-        <w:t xml:space="preserve">because  </w:t>
-      </w:r>
-      <w:r>
-        <w:rPr>
-          <w:sz w:val="21"/>
-          <w:szCs w:val="21"/>
-        </w:rPr>
-        <w:t xml:space="preserve">Statistical Question matters in math because ___.</w:t>
-      </w:r>
-      <w:r>
-        <w:rPr>
-          <w:i/>
-          <w:iCs/>
-          <w:color w:val="5F6F80"/>
-          <w:sz w:val="19"/>
-          <w:szCs w:val="19"/>
-        </w:rPr>
-        <w:br/>
-        <w:t xml:space="preserve">Pregunta estadística importa en matemáticas porque ___.</w:t>
-      </w:r>
-    </w:p>
-    <w:p>
-      <w:pPr>
-        <w:pBdr>
-          <w:bottom w:val="single" w:color="AFBECC" w:sz="6"/>
-        </w:pBdr>
-        <w:spacing w:after="30" w:before="150"/>
-      </w:pPr>
-      <w:r>
-        <w:t xml:space="preserve"/>
-      </w:r>
-    </w:p>
-    <w:p>
-      <w:pPr>
-        <w:spacing w:after="80"/>
-      </w:pPr>
-      <w:r>
-        <w:rPr>
-          <w:b/>
-          <w:bCs/>
-          <w:color w:val="12355B"/>
-          <w:sz w:val="21"/>
-          <w:szCs w:val="21"/>
-        </w:rPr>
-        <w:t xml:space="preserve">but  </w:t>
-      </w:r>
-      <w:r>
-        <w:rPr>
-          <w:sz w:val="21"/>
-          <w:szCs w:val="21"/>
-        </w:rPr>
-        <w:t xml:space="preserve">Statistical Question matters in math, but ___.</w:t>
-      </w:r>
-      <w:r>
-        <w:rPr>
-          <w:i/>
-          <w:iCs/>
-          <w:color w:val="5F6F80"/>
-          <w:sz w:val="19"/>
-          <w:szCs w:val="19"/>
-        </w:rPr>
-        <w:br/>
-        <w:t xml:space="preserve">Pregunta estadística importa en matemáticas, pero ___.</w:t>
-      </w:r>
-    </w:p>
-    <w:p>
-      <w:pPr>
-        <w:pBdr>
-          <w:bottom w:val="single" w:color="AFBECC" w:sz="6"/>
-        </w:pBdr>
-        <w:spacing w:after="30" w:before="150"/>
-      </w:pPr>
-      <w:r>
-        <w:t xml:space="preserve"/>
-      </w:r>
-    </w:p>
-    <w:p>
-      <w:pPr>
-        <w:spacing w:after="80"/>
-      </w:pPr>
-      <w:r>
-        <w:rPr>
-          <w:b/>
-          <w:bCs/>
-          <w:color w:val="12355B"/>
-          <w:sz w:val="21"/>
-          <w:szCs w:val="21"/>
-        </w:rPr>
-        <w:t xml:space="preserve">so  </w:t>
-      </w:r>
-      <w:r>
-        <w:rPr>
-          <w:sz w:val="21"/>
-          <w:szCs w:val="21"/>
-        </w:rPr>
-        <w:t xml:space="preserve">Statistical Question matters in math, so ___.</w:t>
-      </w:r>
-      <w:r>
-        <w:rPr>
-          <w:i/>
-          <w:iCs/>
-          <w:color w:val="5F6F80"/>
-          <w:sz w:val="19"/>
-          <w:szCs w:val="19"/>
-        </w:rPr>
-        <w:br/>
-        <w:t xml:space="preserve">Pregunta estadística importa en matemáticas, entonces ___.</w:t>
-      </w:r>
-    </w:p>
-    <w:p>
-      <w:pPr>
-        <w:pBdr>
-          <w:bottom w:val="single" w:color="AFBECC" w:sz="6"/>
-        </w:pBdr>
-        <w:spacing w:after="30" w:before="150"/>
-      </w:pPr>
-      <w:r>
-        <w:t xml:space="preserve"/>
-      </w:r>
-    </w:p>
-    <w:p>
-      <w:pPr>
-        <w:pStyle w:val="Heading2"/>
-        <w:spacing w:after="80" w:before="180"/>
-      </w:pPr>
-      <w:r>
-        <w:rPr>
-          <w:b/>
-          <w:bCs/>
-          <w:color w:val="12355B"/>
-          <w:sz w:val="24"/>
-          <w:szCs w:val="24"/>
-        </w:rPr>
-        <w:t xml:space="preserve">3. Explain Your Reasoning</w:t>
-      </w:r>
-      <w:r>
-        <w:rPr>
-          <w:i/>
-          <w:iCs/>
-          <w:color w:val="1FA6A2"/>
-          <w:sz w:val="19"/>
-          <w:szCs w:val="19"/>
-        </w:rPr>
-        <w:t xml:space="preserve">   use a sentence starter</w:t>
-      </w:r>
-    </w:p>
-    <w:p>
-      <w:pPr>
-        <w:spacing w:after="60"/>
-      </w:pPr>
-      <w:r>
-        <w:rPr>
-          <w:color w:val="1A2733"/>
-          <w:sz w:val="21"/>
-          <w:szCs w:val="21"/>
-        </w:rPr>
-        <w:t xml:space="preserve">The question "___" is statistical because ___.</w:t>
-      </w:r>
-      <w:r>
-        <w:rPr>
-          <w:i/>
-          <w:iCs/>
-          <w:color w:val="5F6F80"/>
-          <w:sz w:val="19"/>
-          <w:szCs w:val="19"/>
-        </w:rPr>
-        <w:br/>
-        <w:t xml:space="preserve">La pregunta "___" es estadística porque ___.</w:t>
-      </w:r>
-    </w:p>
-    <w:p>
-      <w:pPr>
-        <w:spacing w:after="60"/>
-      </w:pPr>
-      <w:r>
-        <w:rPr>
-          <w:color w:val="1A2733"/>
-          <w:sz w:val="21"/>
-          <w:szCs w:val="21"/>
-        </w:rPr>
-        <w:t xml:space="preserve">The other question is not statistical because it has only ___ answer.</w:t>
-      </w:r>
-      <w:r>
-        <w:rPr>
-          <w:i/>
-          <w:iCs/>
-          <w:color w:val="5F6F80"/>
-          <w:sz w:val="19"/>
-          <w:szCs w:val="19"/>
-        </w:rPr>
-        <w:br/>
-        <w:t xml:space="preserve">La otra pregunta no es estadística porque tiene solo ___ respuesta.</w:t>
-      </w:r>
-    </w:p>
-    <w:p>
-      <w:pPr>
-        <w:spacing w:after="60"/>
-      </w:pPr>
-      <w:r>
-        <w:rPr>
-          <w:color w:val="1A2733"/>
-          <w:sz w:val="21"/>
-          <w:szCs w:val="21"/>
-        </w:rPr>
-        <w:t xml:space="preserve">I know it needs data because it asks about ___.</w:t>
-      </w:r>
-      <w:r>
-        <w:rPr>
-          <w:i/>
-          <w:iCs/>
-          <w:color w:val="5F6F80"/>
-          <w:sz w:val="19"/>
-          <w:szCs w:val="19"/>
-        </w:rPr>
-        <w:br/>
-        <w:t xml:space="preserve">Sé que necesita datos porque pregunta sobre ___.</w:t>
-      </w:r>
-    </w:p>
-    <w:p>
-      <w:pPr>
-        <w:pBdr>
-          <w:bottom w:val="single" w:color="AFBECC" w:sz="6"/>
-        </w:pBdr>
-        <w:spacing w:after="30" w:before="150"/>
-      </w:pPr>
-      <w:r>
-        <w:t xml:space="preserve"/>
-      </w:r>
-    </w:p>
-    <w:p>
-      <w:pPr>
-        <w:pBdr>
-          <w:bottom w:val="single" w:color="AFBECC" w:sz="6"/>
-        </w:pBdr>
-        <w:spacing w:after="30" w:before="150"/>
       </w:pPr>
       <w:r>
         <w:t xml:space="preserve"/>
@@ -3084,7 +3004,7 @@
           <w:sz w:val="30"/>
           <w:szCs w:val="30"/>
         </w:rPr>
-        <w:t xml:space="preserve">Exit Ticket</w:t>
+        <w:t xml:space="preserve">Answer Key &amp; Teacher Guide</w:t>
       </w:r>
     </w:p>
     <w:p>
@@ -3099,119 +3019,224 @@
           <w:sz w:val="19"/>
           <w:szCs w:val="19"/>
         </w:rPr>
-        <w:t xml:space="preserve">Answer on your own. This shows what you learned today.</w:t>
-      </w:r>
-    </w:p>
-    <w:p>
-      <w:pPr>
-        <w:spacing w:after="80" w:before="80"/>
-      </w:pPr>
-      <w:r>
-        <w:rPr>
-          <w:color w:val="B97A12"/>
-          <w:sz w:val="22"/>
-          <w:szCs w:val="22"/>
-        </w:rPr>
-        <w:t xml:space="preserve">★  </w:t>
-      </w:r>
-      <w:r>
-        <w:rPr>
-          <w:b/>
-          <w:bCs/>
-          <w:sz w:val="22"/>
-          <w:szCs w:val="22"/>
-        </w:rPr>
-        <w:t xml:space="preserve">Which question is a statistical question?
-A) How many students are in the school?
-B) How many hours does each student in 6th grade exercise per week?
-C) What time does school start?
-D) How many days are in a week?</w:t>
-      </w:r>
-    </w:p>
-    <w:p>
-      <w:pPr>
-        <w:spacing w:after="60"/>
-        <w:ind w:left="420"/>
-      </w:pPr>
-      <w:r>
-        <w:rPr>
-          <w:sz w:val="21"/>
-          <w:szCs w:val="21"/>
-        </w:rPr>
-        <w:t xml:space="preserve">A)  B) How many hours does each student exercise per week?</w:t>
-      </w:r>
-    </w:p>
-    <w:p>
-      <w:pPr>
-        <w:spacing w:after="60"/>
-        <w:ind w:left="420"/>
-      </w:pPr>
-      <w:r>
-        <w:rPr>
-          <w:sz w:val="21"/>
-          <w:szCs w:val="21"/>
-        </w:rPr>
-        <w:t xml:space="preserve">B)  A) How many students are in the school?</w:t>
-      </w:r>
-    </w:p>
-    <w:p>
-      <w:pPr>
-        <w:spacing w:after="60"/>
-        <w:ind w:left="420"/>
-      </w:pPr>
-      <w:r>
-        <w:rPr>
-          <w:sz w:val="21"/>
-          <w:szCs w:val="21"/>
-        </w:rPr>
-        <w:t xml:space="preserve">C)  C) What time does school start?</w:t>
-      </w:r>
-    </w:p>
-    <w:p>
-      <w:pPr>
-        <w:spacing w:after="60"/>
-        <w:ind w:left="420"/>
-      </w:pPr>
-      <w:r>
-        <w:rPr>
-          <w:sz w:val="21"/>
-          <w:szCs w:val="21"/>
-        </w:rPr>
-        <w:t xml:space="preserve">D)  D) How many days are in a week?</w:t>
-      </w:r>
-    </w:p>
-    <w:p>
-      <w:pPr>
-        <w:spacing w:after="40"/>
-      </w:pPr>
-      <w:r>
-        <w:t xml:space="preserve"/>
-      </w:r>
-    </w:p>
-    <w:p>
-      <w:pPr>
-        <w:pStyle w:val="Heading1"/>
-        <w:pageBreakBefore/>
-        <w:pBdr>
-          <w:bottom w:val="single" w:color="1FA6A2" w:sz="14" w:space="6"/>
-        </w:pBdr>
-        <w:spacing w:after="140" w:before="0"/>
-      </w:pPr>
-      <w:r>
-        <w:rPr>
-          <w:b/>
-          <w:bCs/>
-          <w:color w:val="12355B"/>
-          <w:sz w:val="30"/>
-          <w:szCs w:val="30"/>
-        </w:rPr>
-        <w:t xml:space="preserve">Answer Key &amp; Teacher Guide</w:t>
-      </w:r>
-    </w:p>
-    <w:p>
-      <w:pPr>
-        <w:spacing w:after="100"/>
-      </w:pPr>
+        <w:t xml:space="preserve">Teacher reference — remove or fold back before distributing to students.</w:t>
+      </w:r>
+    </w:p>
+    <w:p>
+      <w:pPr>
+        <w:pStyle w:val="Heading2"/>
+        <w:spacing w:after="80" w:before="180"/>
+      </w:pPr>
+      <w:r>
+        <w:rPr>
+          <w:b/>
+          <w:bCs/>
+          <w:color w:val="12355B"/>
+          <w:sz w:val="24"/>
+          <w:szCs w:val="24"/>
+        </w:rPr>
+        <w:t xml:space="preserve">Guided Notes (Fill-in)</w:t>
+      </w:r>
+    </w:p>
+    <w:p>
+      <w:pPr>
+        <w:spacing w:after="80"/>
+      </w:pPr>
+      <w:r>
+        <w:rPr>
+          <w:b/>
+          <w:bCs/>
+          <w:sz w:val="21"/>
+          <w:szCs w:val="21"/>
+        </w:rPr>
+        <w:t xml:space="preserve">Notes 1:  </w:t>
+      </w:r>
+      <w:r>
+        <w:rPr>
+          <w:sz w:val="21"/>
+          <w:szCs w:val="21"/>
+        </w:rPr>
+        <w:t xml:space="preserve">Statistical Question</w:t>
+      </w:r>
+    </w:p>
+    <w:p>
+      <w:pPr>
+        <w:spacing w:after="80"/>
+      </w:pPr>
+      <w:r>
+        <w:rPr>
+          <w:b/>
+          <w:bCs/>
+          <w:sz w:val="21"/>
+          <w:szCs w:val="21"/>
+        </w:rPr>
+        <w:t xml:space="preserve">Notes 2:  </w:t>
+      </w:r>
+      <w:r>
+        <w:rPr>
+          <w:sz w:val="21"/>
+          <w:szCs w:val="21"/>
+        </w:rPr>
+        <w:t xml:space="preserve">Data</w:t>
+      </w:r>
+    </w:p>
+    <w:p>
+      <w:pPr>
+        <w:spacing w:after="80"/>
+      </w:pPr>
+      <w:r>
+        <w:rPr>
+          <w:b/>
+          <w:bCs/>
+          <w:sz w:val="21"/>
+          <w:szCs w:val="21"/>
+        </w:rPr>
+        <w:t xml:space="preserve">Notes 3:  </w:t>
+      </w:r>
+      <w:r>
+        <w:rPr>
+          <w:sz w:val="21"/>
+          <w:szCs w:val="21"/>
+        </w:rPr>
+        <w:t xml:space="preserve">Variability</w:t>
+      </w:r>
+    </w:p>
+    <w:p>
+      <w:pPr>
+        <w:spacing w:after="80"/>
+      </w:pPr>
+      <w:r>
+        <w:rPr>
+          <w:b/>
+          <w:bCs/>
+          <w:sz w:val="21"/>
+          <w:szCs w:val="21"/>
+        </w:rPr>
+        <w:t xml:space="preserve">Notes 4:  </w:t>
+      </w:r>
+      <w:r>
+        <w:rPr>
+          <w:sz w:val="21"/>
+          <w:szCs w:val="21"/>
+        </w:rPr>
+        <w:t xml:space="preserve">Survey</w:t>
+      </w:r>
+    </w:p>
+    <w:p>
+      <w:pPr>
+        <w:spacing w:after="80"/>
+      </w:pPr>
+      <w:r>
+        <w:rPr>
+          <w:b/>
+          <w:bCs/>
+          <w:sz w:val="21"/>
+          <w:szCs w:val="21"/>
+        </w:rPr>
+        <w:t xml:space="preserve">Notes 5:  </w:t>
+      </w:r>
+      <w:r>
+        <w:rPr>
+          <w:sz w:val="21"/>
+          <w:szCs w:val="21"/>
+        </w:rPr>
+        <w:t xml:space="preserve">Data distribution</w:t>
+      </w:r>
+    </w:p>
+    <w:p>
+      <w:pPr>
+        <w:pStyle w:val="Heading2"/>
+        <w:spacing w:after="80" w:before="180"/>
+      </w:pPr>
+      <w:r>
+        <w:rPr>
+          <w:b/>
+          <w:bCs/>
+          <w:color w:val="12355B"/>
+          <w:sz w:val="24"/>
+          <w:szCs w:val="24"/>
+        </w:rPr>
+        <w:t xml:space="preserve">Worked Notes (I Do / We Do)</w:t>
+      </w:r>
+    </w:p>
+    <w:p>
+      <w:pPr>
+        <w:spacing w:after="80"/>
+      </w:pPr>
+      <w:r>
+        <w:rPr>
+          <w:b/>
+          <w:bCs/>
+          <w:sz w:val="21"/>
+          <w:szCs w:val="21"/>
+        </w:rPr>
+        <w:t xml:space="preserve">I Do:  </w:t>
+      </w:r>
+      <w:r>
+        <w:rPr>
+          <w:sz w:val="21"/>
+          <w:szCs w:val="21"/>
+        </w:rPr>
+        <w:t xml:space="preserve">A. How many points did each player score this season?</w:t>
+      </w:r>
+    </w:p>
+    <w:p>
+      <w:pPr>
+        <w:spacing w:after="80"/>
+      </w:pPr>
+      <w:r>
+        <w:rPr>
+          <w:b/>
+          <w:bCs/>
+          <w:sz w:val="21"/>
+          <w:szCs w:val="21"/>
+        </w:rPr>
+        <w:t xml:space="preserve">We Do:  </w:t>
+      </w:r>
+      <w:r>
+        <w:rPr>
+          <w:sz w:val="21"/>
+          <w:szCs w:val="21"/>
+        </w:rPr>
+        <w:t xml:space="preserve">A. How many innings are in a baseball game?</w:t>
+      </w:r>
+    </w:p>
+    <w:p>
+      <w:pPr>
+        <w:pStyle w:val="Heading2"/>
+        <w:spacing w:after="80" w:before="180"/>
+      </w:pPr>
+      <w:r>
+        <w:rPr>
+          <w:b/>
+          <w:bCs/>
+          <w:color w:val="12355B"/>
+          <w:sz w:val="24"/>
+          <w:szCs w:val="24"/>
+        </w:rPr>
+        <w:t xml:space="preserve">Independent Practice</w:t>
+      </w:r>
+    </w:p>
+    <w:p>
+      <w:pPr>
+        <w:spacing w:after="80"/>
+      </w:pPr>
+      <w:r>
+        <w:rPr>
+          <w:b/>
+          <w:bCs/>
+          <w:sz w:val="21"/>
+          <w:szCs w:val="21"/>
+        </w:rPr>
+        <w:t xml:space="preserve">1.  </w:t>
+      </w:r>
+      <w:r>
+        <w:rPr>
+          <w:sz w:val="21"/>
+          <w:szCs w:val="21"/>
+        </w:rPr>
+        <w:t xml:space="preserve">A)  Because different students got different amounts of sleep</w:t>
+      </w:r>
       <w:r>
         <w:rPr>
           <w:i/>
@@ -3220,23 +3245,7 @@
           <w:sz w:val="19"/>
           <w:szCs w:val="19"/>
         </w:rPr>
-        <w:t xml:space="preserve">Teacher reference — remove or fold back before distributing to students.</w:t>
-      </w:r>
-    </w:p>
-    <w:p>
-      <w:pPr>
-        <w:pStyle w:val="Heading2"/>
-        <w:spacing w:after="80" w:before="180"/>
-      </w:pPr>
-      <w:r>
-        <w:rPr>
-          <w:b/>
-          <w:bCs/>
-          <w:color w:val="12355B"/>
-          <w:sz w:val="24"/>
-          <w:szCs w:val="24"/>
-        </w:rPr>
-        <w:t xml:space="preserve">Worked Notes (I Do / We Do)</w:t>
+        <w:t xml:space="preserve">  — A statistical question anticipates variability — different students slept different amounts, so the data will vary.</w:t>
       </w:r>
     </w:p>
     <w:p>
@@ -3250,14 +3259,17 @@
           <w:sz w:val="21"/>
           <w:szCs w:val="21"/>
         </w:rPr>
-        <w:t xml:space="preserve">I Do:  </w:t>
-      </w:r>
-      <w:r>
-        <w:rPr>
-          <w:sz w:val="21"/>
-          <w:szCs w:val="21"/>
-        </w:rPr>
-        <w:t xml:space="preserve">A. How many points did each player score this season?</w:t>
+        <w:t xml:space="preserve">2.  </w:t>
+      </w:r>
+      <w:r>
+        <w:rPr>
+          <w:sz w:val="21"/>
+          <w:szCs w:val="21"/>
+        </w:rPr>
+        <w:t xml:space="preserve">Answers vary.</w:t>
+      </w:r>
+      <w:r>
+        <w:t xml:space="preserve"/>
       </w:r>
     </w:p>
     <w:p>
@@ -3271,51 +3283,14 @@
           <w:sz w:val="21"/>
           <w:szCs w:val="21"/>
         </w:rPr>
-        <w:t xml:space="preserve">We Do:  </w:t>
-      </w:r>
-      <w:r>
-        <w:rPr>
-          <w:sz w:val="21"/>
-          <w:szCs w:val="21"/>
-        </w:rPr>
-        <w:t xml:space="preserve">A. How many innings are in a baseball game?</w:t>
-      </w:r>
-    </w:p>
-    <w:p>
-      <w:pPr>
-        <w:pStyle w:val="Heading2"/>
-        <w:spacing w:after="80" w:before="180"/>
-      </w:pPr>
-      <w:r>
-        <w:rPr>
-          <w:b/>
-          <w:bCs/>
-          <w:color w:val="12355B"/>
-          <w:sz w:val="24"/>
-          <w:szCs w:val="24"/>
-        </w:rPr>
-        <w:t xml:space="preserve">Independent Practice</w:t>
-      </w:r>
-    </w:p>
-    <w:p>
-      <w:pPr>
-        <w:spacing w:after="80"/>
-      </w:pPr>
-      <w:r>
-        <w:rPr>
-          <w:b/>
-          <w:bCs/>
-          <w:sz w:val="21"/>
-          <w:szCs w:val="21"/>
-        </w:rPr>
-        <w:t xml:space="preserve">1.  </w:t>
-      </w:r>
-      <w:r>
-        <w:rPr>
-          <w:sz w:val="21"/>
-          <w:szCs w:val="21"/>
-        </w:rPr>
-        <w:t xml:space="preserve">A)  Because different students got different amounts of sleep</w:t>
+        <w:t xml:space="preserve">3.  </w:t>
+      </w:r>
+      <w:r>
+        <w:rPr>
+          <w:sz w:val="21"/>
+          <w:szCs w:val="21"/>
+        </w:rPr>
+        <w:t xml:space="preserve">A)  Because the answers will vary from athlete to athlete</w:t>
       </w:r>
       <w:r>
         <w:rPr>
@@ -3325,7 +3300,7 @@
           <w:sz w:val="19"/>
           <w:szCs w:val="19"/>
         </w:rPr>
-        <w:t xml:space="preserve">  — A statistical question anticipates variability — different students slept different amounts, so the data will vary.</w:t>
+        <w:t xml:space="preserve">  — A statistical question anticipates variability. Different athletes sleep different amounts, so the data collected will vary.</w:t>
       </w:r>
     </w:p>
     <w:p>
@@ -3339,7 +3314,7 @@
           <w:sz w:val="21"/>
           <w:szCs w:val="21"/>
         </w:rPr>
-        <w:t xml:space="preserve">2.  </w:t>
+        <w:t xml:space="preserve">4.  </w:t>
       </w:r>
       <w:r>
         <w:rPr>
@@ -3354,23 +3329,30 @@
     </w:p>
     <w:p>
       <w:pPr>
+        <w:pStyle w:val="Heading2"/>
+        <w:spacing w:after="80" w:before="180"/>
+      </w:pPr>
+      <w:r>
+        <w:rPr>
+          <w:b/>
+          <w:bCs/>
+          <w:color w:val="12355B"/>
+          <w:sz w:val="24"/>
+          <w:szCs w:val="24"/>
+        </w:rPr>
+        <w:t xml:space="preserve">Exit Ticket</w:t>
+      </w:r>
+    </w:p>
+    <w:p>
+      <w:pPr>
         <w:spacing w:after="80"/>
       </w:pPr>
       <w:r>
         <w:rPr>
-          <w:b/>
-          <w:bCs/>
-          <w:sz w:val="21"/>
-          <w:szCs w:val="21"/>
-        </w:rPr>
-        <w:t xml:space="preserve">3.  </w:t>
-      </w:r>
-      <w:r>
-        <w:rPr>
-          <w:sz w:val="21"/>
-          <w:szCs w:val="21"/>
-        </w:rPr>
-        <w:t xml:space="preserve">A)  Because the answers will vary from athlete to athlete</w:t>
+          <w:sz w:val="21"/>
+          <w:szCs w:val="21"/>
+        </w:rPr>
+        <w:t xml:space="preserve">A)  B) How many hours does each student exercise per week?</w:t>
       </w:r>
       <w:r>
         <w:rPr>
@@ -3380,221 +3362,7 @@
           <w:sz w:val="19"/>
           <w:szCs w:val="19"/>
         </w:rPr>
-        <w:t xml:space="preserve">  — A statistical question anticipates variability. Different athletes sleep different amounts, so the data collected will vary.</w:t>
-      </w:r>
-    </w:p>
-    <w:p>
-      <w:pPr>
-        <w:spacing w:after="80"/>
-      </w:pPr>
-      <w:r>
-        <w:rPr>
-          <w:b/>
-          <w:bCs/>
-          <w:sz w:val="21"/>
-          <w:szCs w:val="21"/>
-        </w:rPr>
-        <w:t xml:space="preserve">4.  </w:t>
-      </w:r>
-      <w:r>
-        <w:rPr>
-          <w:sz w:val="21"/>
-          <w:szCs w:val="21"/>
-        </w:rPr>
-        <w:t xml:space="preserve">Answers vary.</w:t>
-      </w:r>
-      <w:r>
-        <w:t xml:space="preserve"/>
-      </w:r>
-    </w:p>
-    <w:p>
-      <w:pPr>
-        <w:pStyle w:val="Heading2"/>
-        <w:spacing w:after="80" w:before="180"/>
-      </w:pPr>
-      <w:r>
-        <w:rPr>
-          <w:b/>
-          <w:bCs/>
-          <w:color w:val="12355B"/>
-          <w:sz w:val="24"/>
-          <w:szCs w:val="24"/>
-        </w:rPr>
-        <w:t xml:space="preserve">Exit Ticket</w:t>
-      </w:r>
-    </w:p>
-    <w:p>
-      <w:pPr>
-        <w:spacing w:after="80"/>
-      </w:pPr>
-      <w:r>
-        <w:rPr>
-          <w:sz w:val="21"/>
-          <w:szCs w:val="21"/>
-        </w:rPr>
-        <w:t xml:space="preserve">A)  B) How many hours does each student exercise per week?</w:t>
-      </w:r>
-      <w:r>
-        <w:rPr>
-          <w:i/>
-          <w:iCs/>
-          <w:color w:val="5F6F80"/>
-          <w:sz w:val="19"/>
-          <w:szCs w:val="19"/>
-        </w:rPr>
         <w:t xml:space="preserve">  — "How many hours does each student exercise per week?" is statistical because different students exercise different amounts — the data has variability.</w:t>
-      </w:r>
-    </w:p>
-    <w:p>
-      <w:pPr>
-        <w:pStyle w:val="Heading2"/>
-        <w:spacing w:after="80" w:before="180"/>
-      </w:pPr>
-      <w:r>
-        <w:rPr>
-          <w:b/>
-          <w:bCs/>
-          <w:color w:val="12355B"/>
-          <w:sz w:val="24"/>
-          <w:szCs w:val="24"/>
-        </w:rPr>
-        <w:t xml:space="preserve">Writing (TWR) — what to look for</w:t>
-      </w:r>
-    </w:p>
-    <w:p>
-      <w:pPr>
-        <w:spacing w:after="80"/>
-      </w:pPr>
-      <w:r>
-        <w:rPr>
-          <w:sz w:val="20"/>
-          <w:szCs w:val="20"/>
-        </w:rPr>
-        <w:t xml:space="preserve">Kernel sentence: a complete sentence needs a subject and a verb. Example: Statistical Question is a question where the answers will be different for different people.</w:t>
-      </w:r>
-    </w:p>
-    <w:p>
-      <w:pPr>
-        <w:spacing w:after="80"/>
-      </w:pPr>
-      <w:r>
-        <w:rPr>
-          <w:sz w:val="20"/>
-          <w:szCs w:val="20"/>
-        </w:rPr>
-        <w:t xml:space="preserve">Expansion: because = reason, but = contrast/exception, so = result. Answers vary; each must keep the kernel idea.</w:t>
-      </w:r>
-    </w:p>
-    <w:p>
-      <w:pPr>
-        <w:pStyle w:val="Heading2"/>
-        <w:spacing w:after="80" w:before="180"/>
-      </w:pPr>
-      <w:r>
-        <w:rPr>
-          <w:b/>
-          <w:bCs/>
-          <w:color w:val="12355B"/>
-          <w:sz w:val="24"/>
-          <w:szCs w:val="24"/>
-        </w:rPr>
-        <w:t xml:space="preserve">Turn &amp; Talk — listen for</w:t>
-      </w:r>
-    </w:p>
-    <w:p>
-      <w:pPr>
-        <w:spacing w:after="80"/>
-      </w:pPr>
-      <w:r>
-        <w:rPr>
-          <w:b/>
-          <w:bCs/>
-          <w:sz w:val="19"/>
-          <w:szCs w:val="19"/>
-        </w:rPr>
-        <w:t xml:space="preserve">1.  </w:t>
-      </w:r>
-      <w:r>
-        <w:rPr>
-          <w:i/>
-          <w:iCs/>
-          <w:color w:val="5F6F80"/>
-          <w:sz w:val="19"/>
-          <w:szCs w:val="19"/>
-        </w:rPr>
-        <w:t xml:space="preserve">Students identify "How tall is each player?" as statistical because heights vary, while "How tall is our point guard?" has one fixed answer.</w:t>
-      </w:r>
-    </w:p>
-    <w:p>
-      <w:pPr>
-        <w:spacing w:after="80"/>
-      </w:pPr>
-      <w:r>
-        <w:rPr>
-          <w:b/>
-          <w:bCs/>
-          <w:sz w:val="19"/>
-          <w:szCs w:val="19"/>
-        </w:rPr>
-        <w:t xml:space="preserve">2.  </w:t>
-      </w:r>
-      <w:r>
-        <w:rPr>
-          <w:i/>
-          <w:iCs/>
-          <w:color w:val="5F6F80"/>
-          <w:sz w:val="19"/>
-          <w:szCs w:val="19"/>
-        </w:rPr>
-        <w:t xml:space="preserve">A strong answer notes words like "each" or "per player" signal variability, so you must collect data from many cases rather than look up one fact.</w:t>
-      </w:r>
-    </w:p>
-    <w:p>
-      <w:pPr>
-        <w:spacing w:after="80"/>
-      </w:pPr>
-      <w:r>
-        <w:rPr>
-          <w:b/>
-          <w:bCs/>
-          <w:sz w:val="19"/>
-          <w:szCs w:val="19"/>
-        </w:rPr>
-        <w:t xml:space="preserve">3.  </w:t>
-      </w:r>
-      <w:r>
-        <w:rPr>
-          <w:i/>
-          <w:iCs/>
-          <w:color w:val="5F6F80"/>
-          <w:sz w:val="19"/>
-          <w:szCs w:val="19"/>
-        </w:rPr>
-        <w:t xml:space="preserve">Students explain the per-player question is statistical and shows variability (who scored most/least), while the total is one fixed number that hides individual differences.</w:t>
-      </w:r>
-    </w:p>
-    <w:p>
-      <w:pPr>
-        <w:spacing w:after="80"/>
-      </w:pPr>
-      <w:r>
-        <w:rPr>
-          <w:b/>
-          <w:bCs/>
-          <w:sz w:val="19"/>
-          <w:szCs w:val="19"/>
-        </w:rPr>
-        <w:t xml:space="preserve">4.  </w:t>
-      </w:r>
-      <w:r>
-        <w:rPr>
-          <w:i/>
-          <w:iCs/>
-          <w:color w:val="5F6F80"/>
-          <w:sz w:val="19"/>
-          <w:szCs w:val="19"/>
-        </w:rPr>
-        <w:t xml:space="preserve">Students pose a question whose answers vary across classmates and name the variability they expect (e.g., different bedtimes, different shoe sizes).</w:t>
       </w:r>
     </w:p>
     <w:sectPr>

--- a/lessons/8-1-flagship/downloads/8-1-flagship-notes.docx
+++ b/lessons/8-1-flagship/downloads/8-1-flagship-notes.docx
@@ -2985,384 +2985,6 @@
       </w:pPr>
       <w:r>
         <w:t xml:space="preserve"/>
-      </w:r>
-    </w:p>
-    <w:p>
-      <w:pPr>
-        <w:pStyle w:val="Heading1"/>
-        <w:pageBreakBefore/>
-        <w:pBdr>
-          <w:bottom w:val="single" w:color="1FA6A2" w:sz="14" w:space="6"/>
-        </w:pBdr>
-        <w:spacing w:after="140" w:before="0"/>
-      </w:pPr>
-      <w:r>
-        <w:rPr>
-          <w:b/>
-          <w:bCs/>
-          <w:color w:val="12355B"/>
-          <w:sz w:val="30"/>
-          <w:szCs w:val="30"/>
-        </w:rPr>
-        <w:t xml:space="preserve">Answer Key &amp; Teacher Guide</w:t>
-      </w:r>
-    </w:p>
-    <w:p>
-      <w:pPr>
-        <w:spacing w:after="100"/>
-      </w:pPr>
-      <w:r>
-        <w:rPr>
-          <w:i/>
-          <w:iCs/>
-          <w:color w:val="5F6F80"/>
-          <w:sz w:val="19"/>
-          <w:szCs w:val="19"/>
-        </w:rPr>
-        <w:t xml:space="preserve">Teacher reference — remove or fold back before distributing to students.</w:t>
-      </w:r>
-    </w:p>
-    <w:p>
-      <w:pPr>
-        <w:pStyle w:val="Heading2"/>
-        <w:spacing w:after="80" w:before="180"/>
-      </w:pPr>
-      <w:r>
-        <w:rPr>
-          <w:b/>
-          <w:bCs/>
-          <w:color w:val="12355B"/>
-          <w:sz w:val="24"/>
-          <w:szCs w:val="24"/>
-        </w:rPr>
-        <w:t xml:space="preserve">Guided Notes (Fill-in)</w:t>
-      </w:r>
-    </w:p>
-    <w:p>
-      <w:pPr>
-        <w:spacing w:after="80"/>
-      </w:pPr>
-      <w:r>
-        <w:rPr>
-          <w:b/>
-          <w:bCs/>
-          <w:sz w:val="21"/>
-          <w:szCs w:val="21"/>
-        </w:rPr>
-        <w:t xml:space="preserve">Notes 1:  </w:t>
-      </w:r>
-      <w:r>
-        <w:rPr>
-          <w:sz w:val="21"/>
-          <w:szCs w:val="21"/>
-        </w:rPr>
-        <w:t xml:space="preserve">Statistical Question</w:t>
-      </w:r>
-    </w:p>
-    <w:p>
-      <w:pPr>
-        <w:spacing w:after="80"/>
-      </w:pPr>
-      <w:r>
-        <w:rPr>
-          <w:b/>
-          <w:bCs/>
-          <w:sz w:val="21"/>
-          <w:szCs w:val="21"/>
-        </w:rPr>
-        <w:t xml:space="preserve">Notes 2:  </w:t>
-      </w:r>
-      <w:r>
-        <w:rPr>
-          <w:sz w:val="21"/>
-          <w:szCs w:val="21"/>
-        </w:rPr>
-        <w:t xml:space="preserve">Data</w:t>
-      </w:r>
-    </w:p>
-    <w:p>
-      <w:pPr>
-        <w:spacing w:after="80"/>
-      </w:pPr>
-      <w:r>
-        <w:rPr>
-          <w:b/>
-          <w:bCs/>
-          <w:sz w:val="21"/>
-          <w:szCs w:val="21"/>
-        </w:rPr>
-        <w:t xml:space="preserve">Notes 3:  </w:t>
-      </w:r>
-      <w:r>
-        <w:rPr>
-          <w:sz w:val="21"/>
-          <w:szCs w:val="21"/>
-        </w:rPr>
-        <w:t xml:space="preserve">Variability</w:t>
-      </w:r>
-    </w:p>
-    <w:p>
-      <w:pPr>
-        <w:spacing w:after="80"/>
-      </w:pPr>
-      <w:r>
-        <w:rPr>
-          <w:b/>
-          <w:bCs/>
-          <w:sz w:val="21"/>
-          <w:szCs w:val="21"/>
-        </w:rPr>
-        <w:t xml:space="preserve">Notes 4:  </w:t>
-      </w:r>
-      <w:r>
-        <w:rPr>
-          <w:sz w:val="21"/>
-          <w:szCs w:val="21"/>
-        </w:rPr>
-        <w:t xml:space="preserve">Survey</w:t>
-      </w:r>
-    </w:p>
-    <w:p>
-      <w:pPr>
-        <w:spacing w:after="80"/>
-      </w:pPr>
-      <w:r>
-        <w:rPr>
-          <w:b/>
-          <w:bCs/>
-          <w:sz w:val="21"/>
-          <w:szCs w:val="21"/>
-        </w:rPr>
-        <w:t xml:space="preserve">Notes 5:  </w:t>
-      </w:r>
-      <w:r>
-        <w:rPr>
-          <w:sz w:val="21"/>
-          <w:szCs w:val="21"/>
-        </w:rPr>
-        <w:t xml:space="preserve">Data distribution</w:t>
-      </w:r>
-    </w:p>
-    <w:p>
-      <w:pPr>
-        <w:pStyle w:val="Heading2"/>
-        <w:spacing w:after="80" w:before="180"/>
-      </w:pPr>
-      <w:r>
-        <w:rPr>
-          <w:b/>
-          <w:bCs/>
-          <w:color w:val="12355B"/>
-          <w:sz w:val="24"/>
-          <w:szCs w:val="24"/>
-        </w:rPr>
-        <w:t xml:space="preserve">Worked Notes (I Do / We Do)</w:t>
-      </w:r>
-    </w:p>
-    <w:p>
-      <w:pPr>
-        <w:spacing w:after="80"/>
-      </w:pPr>
-      <w:r>
-        <w:rPr>
-          <w:b/>
-          <w:bCs/>
-          <w:sz w:val="21"/>
-          <w:szCs w:val="21"/>
-        </w:rPr>
-        <w:t xml:space="preserve">I Do:  </w:t>
-      </w:r>
-      <w:r>
-        <w:rPr>
-          <w:sz w:val="21"/>
-          <w:szCs w:val="21"/>
-        </w:rPr>
-        <w:t xml:space="preserve">A. How many points did each player score this season?</w:t>
-      </w:r>
-    </w:p>
-    <w:p>
-      <w:pPr>
-        <w:spacing w:after="80"/>
-      </w:pPr>
-      <w:r>
-        <w:rPr>
-          <w:b/>
-          <w:bCs/>
-          <w:sz w:val="21"/>
-          <w:szCs w:val="21"/>
-        </w:rPr>
-        <w:t xml:space="preserve">We Do:  </w:t>
-      </w:r>
-      <w:r>
-        <w:rPr>
-          <w:sz w:val="21"/>
-          <w:szCs w:val="21"/>
-        </w:rPr>
-        <w:t xml:space="preserve">A. How many innings are in a baseball game?</w:t>
-      </w:r>
-    </w:p>
-    <w:p>
-      <w:pPr>
-        <w:pStyle w:val="Heading2"/>
-        <w:spacing w:after="80" w:before="180"/>
-      </w:pPr>
-      <w:r>
-        <w:rPr>
-          <w:b/>
-          <w:bCs/>
-          <w:color w:val="12355B"/>
-          <w:sz w:val="24"/>
-          <w:szCs w:val="24"/>
-        </w:rPr>
-        <w:t xml:space="preserve">Independent Practice</w:t>
-      </w:r>
-    </w:p>
-    <w:p>
-      <w:pPr>
-        <w:spacing w:after="80"/>
-      </w:pPr>
-      <w:r>
-        <w:rPr>
-          <w:b/>
-          <w:bCs/>
-          <w:sz w:val="21"/>
-          <w:szCs w:val="21"/>
-        </w:rPr>
-        <w:t xml:space="preserve">1.  </w:t>
-      </w:r>
-      <w:r>
-        <w:rPr>
-          <w:sz w:val="21"/>
-          <w:szCs w:val="21"/>
-        </w:rPr>
-        <w:t xml:space="preserve">A)  Because different students got different amounts of sleep</w:t>
-      </w:r>
-      <w:r>
-        <w:rPr>
-          <w:i/>
-          <w:iCs/>
-          <w:color w:val="5F6F80"/>
-          <w:sz w:val="19"/>
-          <w:szCs w:val="19"/>
-        </w:rPr>
-        <w:t xml:space="preserve">  — A statistical question anticipates variability — different students slept different amounts, so the data will vary.</w:t>
-      </w:r>
-    </w:p>
-    <w:p>
-      <w:pPr>
-        <w:spacing w:after="80"/>
-      </w:pPr>
-      <w:r>
-        <w:rPr>
-          <w:b/>
-          <w:bCs/>
-          <w:sz w:val="21"/>
-          <w:szCs w:val="21"/>
-        </w:rPr>
-        <w:t xml:space="preserve">2.  </w:t>
-      </w:r>
-      <w:r>
-        <w:rPr>
-          <w:sz w:val="21"/>
-          <w:szCs w:val="21"/>
-        </w:rPr>
-        <w:t xml:space="preserve">Answers vary.</w:t>
-      </w:r>
-      <w:r>
-        <w:t xml:space="preserve"/>
-      </w:r>
-    </w:p>
-    <w:p>
-      <w:pPr>
-        <w:spacing w:after="80"/>
-      </w:pPr>
-      <w:r>
-        <w:rPr>
-          <w:b/>
-          <w:bCs/>
-          <w:sz w:val="21"/>
-          <w:szCs w:val="21"/>
-        </w:rPr>
-        <w:t xml:space="preserve">3.  </w:t>
-      </w:r>
-      <w:r>
-        <w:rPr>
-          <w:sz w:val="21"/>
-          <w:szCs w:val="21"/>
-        </w:rPr>
-        <w:t xml:space="preserve">A)  Because the answers will vary from athlete to athlete</w:t>
-      </w:r>
-      <w:r>
-        <w:rPr>
-          <w:i/>
-          <w:iCs/>
-          <w:color w:val="5F6F80"/>
-          <w:sz w:val="19"/>
-          <w:szCs w:val="19"/>
-        </w:rPr>
-        <w:t xml:space="preserve">  — A statistical question anticipates variability. Different athletes sleep different amounts, so the data collected will vary.</w:t>
-      </w:r>
-    </w:p>
-    <w:p>
-      <w:pPr>
-        <w:spacing w:after="80"/>
-      </w:pPr>
-      <w:r>
-        <w:rPr>
-          <w:b/>
-          <w:bCs/>
-          <w:sz w:val="21"/>
-          <w:szCs w:val="21"/>
-        </w:rPr>
-        <w:t xml:space="preserve">4.  </w:t>
-      </w:r>
-      <w:r>
-        <w:rPr>
-          <w:sz w:val="21"/>
-          <w:szCs w:val="21"/>
-        </w:rPr>
-        <w:t xml:space="preserve">Answers vary.</w:t>
-      </w:r>
-      <w:r>
-        <w:t xml:space="preserve"/>
-      </w:r>
-    </w:p>
-    <w:p>
-      <w:pPr>
-        <w:pStyle w:val="Heading2"/>
-        <w:spacing w:after="80" w:before="180"/>
-      </w:pPr>
-      <w:r>
-        <w:rPr>
-          <w:b/>
-          <w:bCs/>
-          <w:color w:val="12355B"/>
-          <w:sz w:val="24"/>
-          <w:szCs w:val="24"/>
-        </w:rPr>
-        <w:t xml:space="preserve">Exit Ticket</w:t>
-      </w:r>
-    </w:p>
-    <w:p>
-      <w:pPr>
-        <w:spacing w:after="80"/>
-      </w:pPr>
-      <w:r>
-        <w:rPr>
-          <w:sz w:val="21"/>
-          <w:szCs w:val="21"/>
-        </w:rPr>
-        <w:t xml:space="preserve">A)  B) How many hours does each student exercise per week?</w:t>
-      </w:r>
-      <w:r>
-        <w:rPr>
-          <w:i/>
-          <w:iCs/>
-          <w:color w:val="5F6F80"/>
-          <w:sz w:val="19"/>
-          <w:szCs w:val="19"/>
-        </w:rPr>
-        <w:t xml:space="preserve">  — "How many hours does each student exercise per week?" is statistical because different students exercise different amounts — the data has variability.</w:t>
       </w:r>
     </w:p>
     <w:sectPr>

--- a/lessons/8-1-flagship/downloads/8-1-flagship-notes.docx
+++ b/lessons/8-1-flagship/downloads/8-1-flagship-notes.docx
@@ -14,7 +14,7 @@
           <w:sz w:val="18"/>
           <w:szCs w:val="18"/>
         </w:rPr>
-        <w:t xml:space="preserve">UNIT 8  ·  LESSON 1      STANDARD 6.SP.1</w:t>
+        <w:t xml:space="preserve">UNIT 8  ·  LESSON 1      STANDARD 6.DS.1</w:t>
       </w:r>
     </w:p>
     <w:p>
@@ -2436,6 +2436,32 @@
     </w:p>
     <w:p>
       <w:pPr>
+        <w:pStyle w:val="Heading2"/>
+        <w:spacing w:after="80" w:before="180"/>
+      </w:pPr>
+      <w:r>
+        <w:rPr>
+          <w:b/>
+          <w:bCs/>
+          <w:color w:val="12355B"/>
+          <w:sz w:val="24"/>
+          <w:szCs w:val="24"/>
+        </w:rPr>
+        <w:t xml:space="preserve">Level 1 Support</w:t>
+      </w:r>
+      <w:r>
+        <w:rPr>
+          <w:i/>
+          <w:iCs/>
+          <w:color w:val="1FA6A2"/>
+          <w:sz w:val="19"/>
+          <w:szCs w:val="19"/>
+        </w:rPr>
+        <w:t xml:space="preserve">   extra scaffolding</w:t>
+      </w:r>
+    </w:p>
+    <w:p>
+      <w:pPr>
         <w:keepNext/>
         <w:spacing w:after="60" w:before="160"/>
       </w:pPr>
@@ -2650,6 +2676,32 @@
         </w:tc>
       </w:tr>
     </w:tbl>
+    <w:p>
+      <w:pPr>
+        <w:pStyle w:val="Heading2"/>
+        <w:spacing w:after="80" w:before="180"/>
+      </w:pPr>
+      <w:r>
+        <w:rPr>
+          <w:b/>
+          <w:bCs/>
+          <w:color w:val="12355B"/>
+          <w:sz w:val="24"/>
+          <w:szCs w:val="24"/>
+        </w:rPr>
+        <w:t xml:space="preserve">On Level</w:t>
+      </w:r>
+      <w:r>
+        <w:rPr>
+          <w:i/>
+          <w:iCs/>
+          <w:color w:val="12355B"/>
+          <w:sz w:val="19"/>
+          <w:szCs w:val="19"/>
+        </w:rPr>
+        <w:t xml:space="preserve">   grade-level practice</w:t>
+      </w:r>
+    </w:p>
     <w:p>
       <w:pPr>
         <w:keepNext/>

--- a/lessons/8-1-flagship/downloads/8-1-flagship-notes.docx
+++ b/lessons/8-1-flagship/downloads/8-1-flagship-notes.docx
@@ -1228,6 +1228,1302 @@
           <w:szCs w:val="22"/>
         </w:rPr>
         <w:t xml:space="preserve">The way data values are spread out across a range is the ___.</w:t>
+      </w:r>
+    </w:p>
+    <w:p>
+      <w:pPr>
+        <w:pStyle w:val="Heading1"/>
+        <w:pageBreakBefore/>
+        <w:pBdr>
+          <w:bottom w:val="single" w:color="1FA6A2" w:sz="14" w:space="6"/>
+        </w:pBdr>
+        <w:spacing w:after="140" w:before="0"/>
+      </w:pPr>
+      <w:r>
+        <w:rPr>
+          <w:b/>
+          <w:bCs/>
+          <w:color w:val="12355B"/>
+          <w:sz w:val="30"/>
+          <w:szCs w:val="30"/>
+        </w:rPr>
+        <w:t xml:space="preserve">Write About the Math</w:t>
+      </w:r>
+    </w:p>
+    <w:p>
+      <w:pPr>
+        <w:spacing w:after="100"/>
+      </w:pPr>
+      <w:r>
+        <w:rPr>
+          <w:i/>
+          <w:iCs/>
+          <w:color w:val="5F6F80"/>
+          <w:sz w:val="19"/>
+          <w:szCs w:val="19"/>
+        </w:rPr>
+        <w:t xml:space="preserve">Use the support level you need. Every level answers the same math question.</w:t>
+      </w:r>
+    </w:p>
+    <w:p>
+      <w:pPr>
+        <w:pStyle w:val="Heading2"/>
+        <w:spacing w:after="80" w:before="180"/>
+      </w:pPr>
+      <w:r>
+        <w:rPr>
+          <w:b/>
+          <w:bCs/>
+          <w:color w:val="12355B"/>
+          <w:sz w:val="24"/>
+          <w:szCs w:val="24"/>
+        </w:rPr>
+        <w:t xml:space="preserve">1. Understand the Question</w:t>
+      </w:r>
+      <w:r>
+        <w:rPr>
+          <w:i/>
+          <w:iCs/>
+          <w:color w:val="B97A12"/>
+          <w:sz w:val="19"/>
+          <w:szCs w:val="19"/>
+        </w:rPr>
+        <w:t xml:space="preserve">   explain</w:t>
+      </w:r>
+    </w:p>
+    <w:tbl>
+      <w:tblPr>
+        <w:tblW w:type="pct" w:w="100%"/>
+        <w:tblBorders>
+          <w:top w:val="single" w:color="1FA6A2" w:sz="8"/>
+          <w:left w:val="single" w:color="1FA6A2" w:sz="8"/>
+          <w:bottom w:val="single" w:color="1FA6A2" w:sz="8"/>
+          <w:right w:val="single" w:color="1FA6A2" w:sz="8"/>
+          <w:insideH w:val="single" w:color="auto" w:sz="4"/>
+          <w:insideV w:val="single" w:color="auto" w:sz="4"/>
+        </w:tblBorders>
+      </w:tblPr>
+      <w:tblGrid>
+        <w:gridCol w:w="100"/>
+      </w:tblGrid>
+      <w:tr>
+        <w:tc>
+          <w:tcPr>
+            <w:shd w:fill="E6F4F3" w:color="auto" w:val="clear"/>
+            <w:tcMar>
+              <w:top w:type="dxa" w:w="120"/>
+              <w:left w:type="dxa" w:w="180"/>
+              <w:bottom w:type="dxa" w:w="120"/>
+              <w:right w:type="dxa" w:w="180"/>
+            </w:tcMar>
+          </w:tcPr>
+          <w:p>
+            <w:pPr>
+              <w:spacing w:after="60"/>
+            </w:pPr>
+            <w:r>
+              <w:rPr>
+                <w:color w:val="1A2733"/>
+                <w:sz w:val="21"/>
+                <w:szCs w:val="21"/>
+              </w:rPr>
+              <w:t xml:space="preserve">While sorting the questions, what clue tells you instantly that a question will need DATA from many players to answer?</w:t>
+            </w:r>
+          </w:p>
+          <w:p>
+            <w:pPr>
+              <w:spacing w:after="0"/>
+            </w:pPr>
+            <w:r>
+              <w:rPr>
+                <w:b/>
+                <w:bCs/>
+                <w:color w:val="12355B"/>
+                <w:sz w:val="20"/>
+                <w:szCs w:val="20"/>
+              </w:rPr>
+              <w:t xml:space="preserve">Your job:  </w:t>
+            </w:r>
+            <w:r>
+              <w:rPr>
+                <w:sz w:val="20"/>
+                <w:szCs w:val="20"/>
+              </w:rPr>
+              <w:t xml:space="preserve">Answer the question. Use math evidence. Explain how the evidence proves your answer.</w:t>
+            </w:r>
+            <w:r>
+              <w:rPr>
+                <w:i/>
+                <w:iCs/>
+                <w:color w:val="5F6F80"/>
+                <w:sz w:val="18"/>
+                <w:szCs w:val="18"/>
+              </w:rPr>
+              <w:br/>
+              <w:t xml:space="preserve">Responde la pregunta. Usa evidencia matemática. Explica cómo la evidencia demuestra tu respuesta.</w:t>
+            </w:r>
+          </w:p>
+        </w:tc>
+      </w:tr>
+    </w:tbl>
+    <w:p>
+      <w:pPr>
+        <w:pStyle w:val="Heading2"/>
+        <w:spacing w:after="80" w:before="180"/>
+      </w:pPr>
+      <w:r>
+        <w:rPr>
+          <w:b/>
+          <w:bCs/>
+          <w:color w:val="12355B"/>
+          <w:sz w:val="24"/>
+          <w:szCs w:val="24"/>
+        </w:rPr>
+        <w:t xml:space="preserve">2. Plan Your Math Words</w:t>
+      </w:r>
+      <w:r>
+        <w:rPr>
+          <w:i/>
+          <w:iCs/>
+          <w:color w:val="1FA6A2"/>
+          <w:sz w:val="19"/>
+          <w:szCs w:val="19"/>
+        </w:rPr>
+        <w:t xml:space="preserve">   check at least two</w:t>
+      </w:r>
+    </w:p>
+    <w:p>
+      <w:pPr>
+        <w:spacing w:after="60"/>
+      </w:pPr>
+      <w:r>
+        <w:rPr>
+          <w:b/>
+          <w:bCs/>
+          <w:color w:val="1FA6A2"/>
+          <w:sz w:val="22"/>
+          <w:szCs w:val="22"/>
+        </w:rPr>
+        <w:t xml:space="preserve">☐  </w:t>
+      </w:r>
+      <w:r>
+        <w:rPr>
+          <w:b/>
+          <w:bCs/>
+          <w:color w:val="12355B"/>
+          <w:sz w:val="20"/>
+          <w:szCs w:val="20"/>
+        </w:rPr>
+        <w:t xml:space="preserve">Statistical Question — </w:t>
+      </w:r>
+      <w:r>
+        <w:rPr>
+          <w:sz w:val="20"/>
+          <w:szCs w:val="20"/>
+        </w:rPr>
+        <w:t xml:space="preserve">A question where the answers will be different for different people.</w:t>
+      </w:r>
+      <w:r>
+        <w:rPr>
+          <w:i/>
+          <w:iCs/>
+          <w:color w:val="5F6F80"/>
+          <w:sz w:val="18"/>
+          <w:szCs w:val="18"/>
+        </w:rPr>
+        <w:br/>
+        <w:t xml:space="preserve">Pregunta estadística — Una pregunta cuyas respuestas serán distintas para distintas personas.</w:t>
+      </w:r>
+    </w:p>
+    <w:p>
+      <w:pPr>
+        <w:spacing w:after="60"/>
+      </w:pPr>
+      <w:r>
+        <w:rPr>
+          <w:b/>
+          <w:bCs/>
+          <w:color w:val="1FA6A2"/>
+          <w:sz w:val="22"/>
+          <w:szCs w:val="22"/>
+        </w:rPr>
+        <w:t xml:space="preserve">☐  </w:t>
+      </w:r>
+      <w:r>
+        <w:rPr>
+          <w:b/>
+          <w:bCs/>
+          <w:color w:val="12355B"/>
+          <w:sz w:val="20"/>
+          <w:szCs w:val="20"/>
+        </w:rPr>
+        <w:t xml:space="preserve">Data — </w:t>
+      </w:r>
+      <w:r>
+        <w:rPr>
+          <w:sz w:val="20"/>
+          <w:szCs w:val="20"/>
+        </w:rPr>
+        <w:t xml:space="preserve">Facts and numbers you collect, like answers to a survey.</w:t>
+      </w:r>
+      <w:r>
+        <w:rPr>
+          <w:i/>
+          <w:iCs/>
+          <w:color w:val="5F6F80"/>
+          <w:sz w:val="18"/>
+          <w:szCs w:val="18"/>
+        </w:rPr>
+        <w:br/>
+        <w:t xml:space="preserve">Datos — Datos y números que recoges, como respuestas a una encuesta.</w:t>
+      </w:r>
+    </w:p>
+    <w:p>
+      <w:pPr>
+        <w:spacing w:after="60"/>
+      </w:pPr>
+      <w:r>
+        <w:rPr>
+          <w:b/>
+          <w:bCs/>
+          <w:color w:val="1FA6A2"/>
+          <w:sz w:val="22"/>
+          <w:szCs w:val="22"/>
+        </w:rPr>
+        <w:t xml:space="preserve">☐  </w:t>
+      </w:r>
+      <w:r>
+        <w:rPr>
+          <w:b/>
+          <w:bCs/>
+          <w:color w:val="12355B"/>
+          <w:sz w:val="20"/>
+          <w:szCs w:val="20"/>
+        </w:rPr>
+        <w:t xml:space="preserve">Variability — </w:t>
+      </w:r>
+      <w:r>
+        <w:rPr>
+          <w:sz w:val="20"/>
+          <w:szCs w:val="20"/>
+        </w:rPr>
+        <w:t xml:space="preserve">How spread out the numbers are.</w:t>
+      </w:r>
+      <w:r>
+        <w:rPr>
+          <w:i/>
+          <w:iCs/>
+          <w:color w:val="5F6F80"/>
+          <w:sz w:val="18"/>
+          <w:szCs w:val="18"/>
+        </w:rPr>
+        <w:br/>
+        <w:t xml:space="preserve">Variabilidad — Qué tan separados están los números.</w:t>
+      </w:r>
+    </w:p>
+    <w:p>
+      <w:pPr>
+        <w:spacing w:after="60"/>
+      </w:pPr>
+      <w:r>
+        <w:rPr>
+          <w:b/>
+          <w:bCs/>
+          <w:color w:val="1FA6A2"/>
+          <w:sz w:val="22"/>
+          <w:szCs w:val="22"/>
+        </w:rPr>
+        <w:t xml:space="preserve">☐  </w:t>
+      </w:r>
+      <w:r>
+        <w:rPr>
+          <w:b/>
+          <w:bCs/>
+          <w:color w:val="12355B"/>
+          <w:sz w:val="20"/>
+          <w:szCs w:val="20"/>
+        </w:rPr>
+        <w:t xml:space="preserve">Survey — </w:t>
+      </w:r>
+      <w:r>
+        <w:rPr>
+          <w:sz w:val="20"/>
+          <w:szCs w:val="20"/>
+        </w:rPr>
+        <w:t xml:space="preserve">Collecting facts by asking people questions.</w:t>
+      </w:r>
+      <w:r>
+        <w:rPr>
+          <w:i/>
+          <w:iCs/>
+          <w:color w:val="5F6F80"/>
+          <w:sz w:val="18"/>
+          <w:szCs w:val="18"/>
+        </w:rPr>
+        <w:br/>
+        <w:t xml:space="preserve">Encuesta — Recoger datos haciendo preguntas a las personas.</w:t>
+      </w:r>
+    </w:p>
+    <w:p>
+      <w:pPr>
+        <w:spacing w:after="60"/>
+      </w:pPr>
+      <w:r>
+        <w:rPr>
+          <w:b/>
+          <w:bCs/>
+          <w:color w:val="1FA6A2"/>
+          <w:sz w:val="22"/>
+          <w:szCs w:val="22"/>
+        </w:rPr>
+        <w:t xml:space="preserve">☐  </w:t>
+      </w:r>
+      <w:r>
+        <w:rPr>
+          <w:b/>
+          <w:bCs/>
+          <w:color w:val="12355B"/>
+          <w:sz w:val="20"/>
+          <w:szCs w:val="20"/>
+        </w:rPr>
+        <w:t xml:space="preserve">Data distribution — </w:t>
+      </w:r>
+      <w:r>
+        <w:rPr>
+          <w:sz w:val="20"/>
+          <w:szCs w:val="20"/>
+        </w:rPr>
+        <w:t xml:space="preserve">How the data looks: where it sits and how spread out it is.</w:t>
+      </w:r>
+      <w:r>
+        <w:rPr>
+          <w:i/>
+          <w:iCs/>
+          <w:color w:val="5F6F80"/>
+          <w:sz w:val="18"/>
+          <w:szCs w:val="18"/>
+        </w:rPr>
+        <w:br/>
+        <w:t xml:space="preserve">Distribución de datos — Cómo se ven los datos: dónde están y qué tan separados están.</w:t>
+      </w:r>
+    </w:p>
+    <w:tbl>
+      <w:tblPr>
+        <w:tblW w:type="pct" w:w="100%"/>
+        <w:tblBorders>
+          <w:top w:val="single" w:color="1FA6A2" w:sz="8"/>
+          <w:left w:val="single" w:color="1FA6A2" w:sz="8"/>
+          <w:bottom w:val="single" w:color="1FA6A2" w:sz="8"/>
+          <w:right w:val="single" w:color="1FA6A2" w:sz="8"/>
+          <w:insideH w:val="single" w:color="auto" w:sz="4"/>
+          <w:insideV w:val="single" w:color="auto" w:sz="4"/>
+        </w:tblBorders>
+      </w:tblPr>
+      <w:tblGrid>
+        <w:gridCol w:w="100"/>
+      </w:tblGrid>
+      <w:tr>
+        <w:tc>
+          <w:tcPr>
+            <w:shd w:fill="F7FFFD" w:color="auto" w:val="clear"/>
+            <w:tcMar>
+              <w:top w:type="dxa" w:w="120"/>
+              <w:left w:type="dxa" w:w="180"/>
+              <w:bottom w:type="dxa" w:w="120"/>
+              <w:right w:type="dxa" w:w="180"/>
+            </w:tcMar>
+          </w:tcPr>
+          <w:p>
+            <w:pPr>
+              <w:spacing w:after="50"/>
+            </w:pPr>
+            <w:r>
+              <w:rPr>
+                <w:b/>
+                <w:bCs/>
+                <w:color w:val="1FA6A2"/>
+                <w:sz w:val="20"/>
+                <w:szCs w:val="20"/>
+              </w:rPr>
+              <w:t xml:space="preserve">Say it first:  </w:t>
+            </w:r>
+            <w:r>
+              <w:rPr>
+                <w:sz w:val="20"/>
+                <w:szCs w:val="20"/>
+              </w:rPr>
+              <w:t xml:space="preserve">Say your idea to a partner or quietly to yourself before you write.</w:t>
+            </w:r>
+          </w:p>
+          <w:p>
+            <w:pPr>
+              <w:spacing w:after="60"/>
+            </w:pPr>
+            <w:r>
+              <w:rPr>
+                <w:color w:val="1A2733"/>
+                <w:sz w:val="21"/>
+                <w:szCs w:val="21"/>
+              </w:rPr>
+              <w:t xml:space="preserve">I know it needs data because it asks about ___.</w:t>
+            </w:r>
+            <w:r>
+              <w:rPr>
+                <w:i/>
+                <w:iCs/>
+                <w:color w:val="5F6F80"/>
+                <w:sz w:val="19"/>
+                <w:szCs w:val="19"/>
+              </w:rPr>
+              <w:br/>
+              <w:t xml:space="preserve">Sé que necesita datos porque pregunta sobre ___.</w:t>
+            </w:r>
+          </w:p>
+        </w:tc>
+      </w:tr>
+    </w:tbl>
+    <w:p>
+      <w:pPr>
+        <w:pStyle w:val="Heading2"/>
+        <w:spacing w:after="80" w:before="180"/>
+      </w:pPr>
+      <w:r>
+        <w:rPr>
+          <w:b/>
+          <w:bCs/>
+          <w:color w:val="12355B"/>
+          <w:sz w:val="24"/>
+          <w:szCs w:val="24"/>
+        </w:rPr>
+        <w:t xml:space="preserve">3. Build Your Explanation</w:t>
+      </w:r>
+      <w:r>
+        <w:rPr>
+          <w:i/>
+          <w:iCs/>
+          <w:color w:val="B97A12"/>
+          <w:sz w:val="19"/>
+          <w:szCs w:val="19"/>
+        </w:rPr>
+        <w:t xml:space="preserve">   choose your support</w:t>
+      </w:r>
+    </w:p>
+    <w:tbl>
+      <w:tblPr>
+        <w:tblW w:type="pct" w:w="100%"/>
+        <w:tblBorders>
+          <w:top w:val="single" w:color="BBD0DE" w:sz="8"/>
+          <w:left w:val="single" w:color="BBD0DE" w:sz="8"/>
+          <w:bottom w:val="single" w:color="BBD0DE" w:sz="8"/>
+          <w:right w:val="single" w:color="BBD0DE" w:sz="8"/>
+          <w:insideH w:val="single" w:color="auto" w:sz="4"/>
+          <w:insideV w:val="single" w:color="auto" w:sz="4"/>
+        </w:tblBorders>
+      </w:tblPr>
+      <w:tblGrid>
+        <w:gridCol w:w="100"/>
+      </w:tblGrid>
+      <w:tr>
+        <w:tc>
+          <w:tcPr>
+            <w:shd w:fill="EEF4F8" w:color="auto" w:val="clear"/>
+            <w:tcMar>
+              <w:top w:type="dxa" w:w="120"/>
+              <w:left w:type="dxa" w:w="180"/>
+              <w:bottom w:type="dxa" w:w="120"/>
+              <w:right w:type="dxa" w:w="180"/>
+            </w:tcMar>
+          </w:tcPr>
+          <w:p>
+            <w:pPr>
+              <w:spacing w:after="50"/>
+            </w:pPr>
+            <w:r>
+              <w:rPr>
+                <w:i/>
+                <w:iCs/>
+                <w:color w:val="5F6F80"/>
+                <w:sz w:val="19"/>
+                <w:szCs w:val="19"/>
+              </w:rPr>
+              <w:t xml:space="preserve">This model shows the parts of an explanation. It does not answer your writing question.</w:t>
+            </w:r>
+          </w:p>
+          <w:p>
+            <w:pPr>
+              <w:spacing w:after="80"/>
+            </w:pPr>
+            <w:r>
+              <w:rPr>
+                <w:b/>
+                <w:bCs/>
+                <w:color w:val="12355B"/>
+                <w:sz w:val="19"/>
+                <w:szCs w:val="19"/>
+              </w:rPr>
+              <w:t xml:space="preserve">Claim:  </w:t>
+            </w:r>
+            <w:r>
+              <w:rPr>
+                <w:sz w:val="19"/>
+                <w:szCs w:val="19"/>
+              </w:rPr>
+              <w:t xml:space="preserve">A statistical question expects answers that vary across many cases.</w:t>
+            </w:r>
+          </w:p>
+          <w:p>
+            <w:pPr>
+              <w:spacing w:after="80"/>
+            </w:pPr>
+            <w:r>
+              <w:rPr>
+                <w:b/>
+                <w:bCs/>
+                <w:color w:val="12355B"/>
+                <w:sz w:val="19"/>
+                <w:szCs w:val="19"/>
+              </w:rPr>
+              <w:t xml:space="preserve">Evidence:  </w:t>
+            </w:r>
+            <w:r>
+              <w:rPr>
+                <w:sz w:val="19"/>
+                <w:szCs w:val="19"/>
+              </w:rPr>
+              <w:t xml:space="preserve">Students identify "How tall is each player?" as statistical because heights vary, while "How tall is our point guard?" has one fixed answer.</w:t>
+            </w:r>
+          </w:p>
+          <w:p>
+            <w:pPr>
+              <w:spacing w:after="80"/>
+            </w:pPr>
+            <w:r>
+              <w:rPr>
+                <w:b/>
+                <w:bCs/>
+                <w:color w:val="12355B"/>
+                <w:sz w:val="19"/>
+                <w:szCs w:val="19"/>
+              </w:rPr>
+              <w:t xml:space="preserve">Reasoning:  </w:t>
+            </w:r>
+            <w:r>
+              <w:rPr>
+                <w:sz w:val="19"/>
+                <w:szCs w:val="19"/>
+              </w:rPr>
+              <w:t xml:space="preserve">This evidence connects the definition of statistical question to the mathematical claim.</w:t>
+            </w:r>
+          </w:p>
+        </w:tc>
+      </w:tr>
+    </w:tbl>
+    <w:p>
+      <w:pPr>
+        <w:pStyle w:val="Heading2"/>
+        <w:spacing w:after="80" w:before="180"/>
+      </w:pPr>
+      <w:r>
+        <w:rPr>
+          <w:b/>
+          <w:bCs/>
+          <w:color w:val="12355B"/>
+          <w:sz w:val="24"/>
+          <w:szCs w:val="24"/>
+        </w:rPr>
+        <w:t xml:space="preserve">Start</w:t>
+      </w:r>
+      <w:r>
+        <w:rPr>
+          <w:i/>
+          <w:iCs/>
+          <w:color w:val="1FA6A2"/>
+          <w:sz w:val="19"/>
+          <w:szCs w:val="19"/>
+        </w:rPr>
+        <w:t xml:space="preserve">   Most language support</w:t>
+      </w:r>
+    </w:p>
+    <w:p>
+      <w:pPr>
+        <w:spacing w:after="60"/>
+      </w:pPr>
+      <w:r>
+        <w:rPr>
+          <w:color w:val="1A2733"/>
+          <w:sz w:val="21"/>
+          <w:szCs w:val="21"/>
+        </w:rPr>
+        <w:t xml:space="preserve">Complete the frames. Use the word bank.</w:t>
+      </w:r>
+      <w:r>
+        <w:rPr>
+          <w:i/>
+          <w:iCs/>
+          <w:color w:val="5F6F80"/>
+          <w:sz w:val="19"/>
+          <w:szCs w:val="19"/>
+        </w:rPr>
+        <w:br/>
+        <w:t xml:space="preserve">Completa las oraciones. Usa el banco de palabras.</w:t>
+      </w:r>
+    </w:p>
+    <w:p>
+      <w:pPr>
+        <w:spacing w:after="60"/>
+      </w:pPr>
+      <w:r>
+        <w:rPr>
+          <w:color w:val="1A2733"/>
+          <w:sz w:val="21"/>
+          <w:szCs w:val="21"/>
+        </w:rPr>
+        <w:t xml:space="preserve">I know it needs data because it asks about ___.</w:t>
+      </w:r>
+      <w:r>
+        <w:rPr>
+          <w:i/>
+          <w:iCs/>
+          <w:color w:val="5F6F80"/>
+          <w:sz w:val="19"/>
+          <w:szCs w:val="19"/>
+        </w:rPr>
+        <w:br/>
+        <w:t xml:space="preserve">Sé que necesita datos porque pregunta sobre ___.</w:t>
+      </w:r>
+    </w:p>
+    <w:p>
+      <w:pPr>
+        <w:spacing w:after="60"/>
+      </w:pPr>
+      <w:r>
+        <w:rPr>
+          <w:color w:val="1A2733"/>
+          <w:sz w:val="21"/>
+          <w:szCs w:val="21"/>
+        </w:rPr>
+        <w:t xml:space="preserve">The answers will be different because ___.</w:t>
+      </w:r>
+      <w:r>
+        <w:rPr>
+          <w:i/>
+          <w:iCs/>
+          <w:color w:val="5F6F80"/>
+          <w:sz w:val="19"/>
+          <w:szCs w:val="19"/>
+        </w:rPr>
+        <w:br/>
+        <w:t xml:space="preserve">Las respuestas serán diferentes porque ___.</w:t>
+      </w:r>
+    </w:p>
+    <w:tbl>
+      <w:tblPr>
+        <w:tblW w:type="pct" w:w="100%"/>
+        <w:tblBorders>
+          <w:top w:val="single" w:color="C7D2DD" w:sz="6"/>
+          <w:left w:val="single" w:color="C7D2DD" w:sz="6"/>
+          <w:bottom w:val="single" w:color="C7D2DD" w:sz="6"/>
+          <w:right w:val="single" w:color="C7D2DD" w:sz="6"/>
+          <w:insideH w:val="single" w:color="auto" w:sz="4"/>
+          <w:insideV w:val="single" w:color="auto" w:sz="4"/>
+        </w:tblBorders>
+      </w:tblPr>
+      <w:tblGrid>
+        <w:gridCol w:w="100"/>
+      </w:tblGrid>
+      <w:tr>
+        <w:tc>
+          <w:tcPr>
+            <w:shd w:fill="FBF3E2" w:color="auto" w:val="clear"/>
+            <w:tcMar>
+              <w:top w:type="dxa" w:w="60"/>
+              <w:left w:type="dxa" w:w="120"/>
+              <w:bottom w:type="dxa" w:w="60"/>
+              <w:right w:type="dxa" w:w="120"/>
+            </w:tcMar>
+          </w:tcPr>
+          <w:p>
+            <w:pPr>
+              <w:spacing w:after="0" w:line="320"/>
+            </w:pPr>
+            <w:r>
+              <w:t xml:space="preserve"/>
+            </w:r>
+          </w:p>
+          <w:p>
+            <w:pPr>
+              <w:spacing w:after="0" w:line="320"/>
+            </w:pPr>
+            <w:r>
+              <w:t xml:space="preserve"/>
+            </w:r>
+          </w:p>
+          <w:p>
+            <w:pPr>
+              <w:spacing w:after="0" w:line="320"/>
+            </w:pPr>
+            <w:r>
+              <w:t xml:space="preserve"/>
+            </w:r>
+          </w:p>
+        </w:tc>
+      </w:tr>
+    </w:tbl>
+    <w:p>
+      <w:pPr>
+        <w:pStyle w:val="Heading2"/>
+        <w:spacing w:after="80" w:before="180"/>
+      </w:pPr>
+      <w:r>
+        <w:rPr>
+          <w:b/>
+          <w:bCs/>
+          <w:color w:val="12355B"/>
+          <w:sz w:val="24"/>
+          <w:szCs w:val="24"/>
+        </w:rPr>
+        <w:t xml:space="preserve">Build</w:t>
+      </w:r>
+      <w:r>
+        <w:rPr>
+          <w:i/>
+          <w:iCs/>
+          <w:color w:val="B97A12"/>
+          <w:sz w:val="19"/>
+          <w:szCs w:val="19"/>
+        </w:rPr>
+        <w:t xml:space="preserve">   Some language support</w:t>
+      </w:r>
+    </w:p>
+    <w:p>
+      <w:pPr>
+        <w:spacing w:after="60"/>
+      </w:pPr>
+      <w:r>
+        <w:rPr>
+          <w:color w:val="1A2733"/>
+          <w:sz w:val="21"/>
+          <w:szCs w:val="21"/>
+        </w:rPr>
+        <w:t xml:space="preserve">Write two connected sentences. Use because, so, or but.</w:t>
+      </w:r>
+      <w:r>
+        <w:rPr>
+          <w:i/>
+          <w:iCs/>
+          <w:color w:val="5F6F80"/>
+          <w:sz w:val="19"/>
+          <w:szCs w:val="19"/>
+        </w:rPr>
+        <w:br/>
+        <w:t xml:space="preserve">Escribe dos oraciones conectadas. Usa porque, entonces o pero.</w:t>
+      </w:r>
+    </w:p>
+    <w:p>
+      <w:pPr>
+        <w:spacing w:after="60"/>
+      </w:pPr>
+      <w:r>
+        <w:rPr>
+          <w:color w:val="1A2733"/>
+          <w:sz w:val="21"/>
+          <w:szCs w:val="21"/>
+        </w:rPr>
+        <w:t xml:space="preserve">My claim is ___.</w:t>
+      </w:r>
+      <w:r>
+        <w:rPr>
+          <w:i/>
+          <w:iCs/>
+          <w:color w:val="5F6F80"/>
+          <w:sz w:val="19"/>
+          <w:szCs w:val="19"/>
+        </w:rPr>
+        <w:br/>
+        <w:t xml:space="preserve">Mi afirmación es ___.</w:t>
+      </w:r>
+    </w:p>
+    <w:p>
+      <w:pPr>
+        <w:spacing w:after="60"/>
+      </w:pPr>
+      <w:r>
+        <w:rPr>
+          <w:color w:val="1A2733"/>
+          <w:sz w:val="21"/>
+          <w:szCs w:val="21"/>
+        </w:rPr>
+        <w:t xml:space="preserve">I know because ___.</w:t>
+      </w:r>
+      <w:r>
+        <w:rPr>
+          <w:i/>
+          <w:iCs/>
+          <w:color w:val="5F6F80"/>
+          <w:sz w:val="19"/>
+          <w:szCs w:val="19"/>
+        </w:rPr>
+        <w:br/>
+        <w:t xml:space="preserve">Lo sé porque ___.</w:t>
+      </w:r>
+    </w:p>
+    <w:p>
+      <w:pPr>
+        <w:spacing w:after="60"/>
+      </w:pPr>
+      <w:r>
+        <w:rPr>
+          <w:color w:val="1A2733"/>
+          <w:sz w:val="21"/>
+          <w:szCs w:val="21"/>
+        </w:rPr>
+        <w:t xml:space="preserve">So ___.</w:t>
+      </w:r>
+      <w:r>
+        <w:rPr>
+          <w:i/>
+          <w:iCs/>
+          <w:color w:val="5F6F80"/>
+          <w:sz w:val="19"/>
+          <w:szCs w:val="19"/>
+        </w:rPr>
+        <w:br/>
+        <w:t xml:space="preserve">Entonces ___.</w:t>
+      </w:r>
+    </w:p>
+    <w:tbl>
+      <w:tblPr>
+        <w:tblW w:type="pct" w:w="100%"/>
+        <w:tblBorders>
+          <w:top w:val="single" w:color="C7D2DD" w:sz="6"/>
+          <w:left w:val="single" w:color="C7D2DD" w:sz="6"/>
+          <w:bottom w:val="single" w:color="C7D2DD" w:sz="6"/>
+          <w:right w:val="single" w:color="C7D2DD" w:sz="6"/>
+          <w:insideH w:val="single" w:color="auto" w:sz="4"/>
+          <w:insideV w:val="single" w:color="auto" w:sz="4"/>
+        </w:tblBorders>
+      </w:tblPr>
+      <w:tblGrid>
+        <w:gridCol w:w="100"/>
+      </w:tblGrid>
+      <w:tr>
+        <w:tc>
+          <w:tcPr>
+            <w:shd w:fill="FBF3E2" w:color="auto" w:val="clear"/>
+            <w:tcMar>
+              <w:top w:type="dxa" w:w="60"/>
+              <w:left w:type="dxa" w:w="120"/>
+              <w:bottom w:type="dxa" w:w="60"/>
+              <w:right w:type="dxa" w:w="120"/>
+            </w:tcMar>
+          </w:tcPr>
+          <w:p>
+            <w:pPr>
+              <w:spacing w:after="0" w:line="320"/>
+            </w:pPr>
+            <w:r>
+              <w:t xml:space="preserve"/>
+            </w:r>
+          </w:p>
+          <w:p>
+            <w:pPr>
+              <w:spacing w:after="0" w:line="320"/>
+            </w:pPr>
+            <w:r>
+              <w:t xml:space="preserve"/>
+            </w:r>
+          </w:p>
+          <w:p>
+            <w:pPr>
+              <w:spacing w:after="0" w:line="320"/>
+            </w:pPr>
+            <w:r>
+              <w:t xml:space="preserve"/>
+            </w:r>
+          </w:p>
+        </w:tc>
+      </w:tr>
+    </w:tbl>
+    <w:p>
+      <w:pPr>
+        <w:pStyle w:val="Heading2"/>
+        <w:spacing w:after="80" w:before="180"/>
+      </w:pPr>
+      <w:r>
+        <w:rPr>
+          <w:b/>
+          <w:bCs/>
+          <w:color w:val="12355B"/>
+          <w:sz w:val="24"/>
+          <w:szCs w:val="24"/>
+        </w:rPr>
+        <w:t xml:space="preserve">Explain</w:t>
+      </w:r>
+      <w:r>
+        <w:rPr>
+          <w:i/>
+          <w:iCs/>
+          <w:color w:val="B97A12"/>
+          <w:sz w:val="19"/>
+          <w:szCs w:val="19"/>
+        </w:rPr>
+        <w:t xml:space="preserve">   Light language support</w:t>
+      </w:r>
+    </w:p>
+    <w:p>
+      <w:pPr>
+        <w:spacing w:after="60"/>
+      </w:pPr>
+      <w:r>
+        <w:rPr>
+          <w:color w:val="1A2733"/>
+          <w:sz w:val="21"/>
+          <w:szCs w:val="21"/>
+        </w:rPr>
+        <w:t xml:space="preserve">Write a claim, give math evidence, and explain your reasoning.</w:t>
+      </w:r>
+      <w:r>
+        <w:rPr>
+          <w:i/>
+          <w:iCs/>
+          <w:color w:val="5F6F80"/>
+          <w:sz w:val="19"/>
+          <w:szCs w:val="19"/>
+        </w:rPr>
+        <w:br/>
+        <w:t xml:space="preserve">Escribe una afirmación, da evidencia matemática y explica tu razonamiento.</w:t>
+      </w:r>
+    </w:p>
+    <w:p>
+      <w:pPr>
+        <w:spacing w:after="60"/>
+      </w:pPr>
+      <w:r>
+        <w:rPr>
+          <w:color w:val="1A2733"/>
+          <w:sz w:val="21"/>
+          <w:szCs w:val="21"/>
+        </w:rPr>
+        <w:t xml:space="preserve">My claim is ___.</w:t>
+      </w:r>
+      <w:r>
+        <w:rPr>
+          <w:i/>
+          <w:iCs/>
+          <w:color w:val="5F6F80"/>
+          <w:sz w:val="19"/>
+          <w:szCs w:val="19"/>
+        </w:rPr>
+        <w:br/>
+        <w:t xml:space="preserve">Mi afirmación es ___.</w:t>
+      </w:r>
+    </w:p>
+    <w:p>
+      <w:pPr>
+        <w:spacing w:after="60"/>
+      </w:pPr>
+      <w:r>
+        <w:rPr>
+          <w:color w:val="1A2733"/>
+          <w:sz w:val="21"/>
+          <w:szCs w:val="21"/>
+        </w:rPr>
+        <w:t xml:space="preserve">My math evidence is ___.</w:t>
+      </w:r>
+      <w:r>
+        <w:rPr>
+          <w:i/>
+          <w:iCs/>
+          <w:color w:val="5F6F80"/>
+          <w:sz w:val="19"/>
+          <w:szCs w:val="19"/>
+        </w:rPr>
+        <w:br/>
+        <w:t xml:space="preserve">Mi evidencia matemática es ___.</w:t>
+      </w:r>
+    </w:p>
+    <w:p>
+      <w:pPr>
+        <w:spacing w:after="60"/>
+      </w:pPr>
+      <w:r>
+        <w:rPr>
+          <w:color w:val="1A2733"/>
+          <w:sz w:val="21"/>
+          <w:szCs w:val="21"/>
+        </w:rPr>
+        <w:t xml:space="preserve">This proves ___ because ___.</w:t>
+      </w:r>
+      <w:r>
+        <w:rPr>
+          <w:i/>
+          <w:iCs/>
+          <w:color w:val="5F6F80"/>
+          <w:sz w:val="19"/>
+          <w:szCs w:val="19"/>
+        </w:rPr>
+        <w:br/>
+        <w:t xml:space="preserve">Esto demuestra ___ porque ___.</w:t>
+      </w:r>
+    </w:p>
+    <w:tbl>
+      <w:tblPr>
+        <w:tblW w:type="pct" w:w="100%"/>
+        <w:tblBorders>
+          <w:top w:val="single" w:color="C7D2DD" w:sz="6"/>
+          <w:left w:val="single" w:color="C7D2DD" w:sz="6"/>
+          <w:bottom w:val="single" w:color="C7D2DD" w:sz="6"/>
+          <w:right w:val="single" w:color="C7D2DD" w:sz="6"/>
+          <w:insideH w:val="single" w:color="auto" w:sz="4"/>
+          <w:insideV w:val="single" w:color="auto" w:sz="4"/>
+        </w:tblBorders>
+      </w:tblPr>
+      <w:tblGrid>
+        <w:gridCol w:w="100"/>
+      </w:tblGrid>
+      <w:tr>
+        <w:tc>
+          <w:tcPr>
+            <w:shd w:fill="FBF3E2" w:color="auto" w:val="clear"/>
+            <w:tcMar>
+              <w:top w:type="dxa" w:w="60"/>
+              <w:left w:type="dxa" w:w="120"/>
+              <w:bottom w:type="dxa" w:w="60"/>
+              <w:right w:type="dxa" w:w="120"/>
+            </w:tcMar>
+          </w:tcPr>
+          <w:p>
+            <w:pPr>
+              <w:spacing w:after="0" w:line="320"/>
+            </w:pPr>
+            <w:r>
+              <w:t xml:space="preserve"/>
+            </w:r>
+          </w:p>
+          <w:p>
+            <w:pPr>
+              <w:spacing w:after="0" w:line="320"/>
+            </w:pPr>
+            <w:r>
+              <w:t xml:space="preserve"/>
+            </w:r>
+          </w:p>
+          <w:p>
+            <w:pPr>
+              <w:spacing w:after="0" w:line="320"/>
+            </w:pPr>
+            <w:r>
+              <w:t xml:space="preserve"/>
+            </w:r>
+          </w:p>
+          <w:p>
+            <w:pPr>
+              <w:spacing w:after="0" w:line="320"/>
+            </w:pPr>
+            <w:r>
+              <w:t xml:space="preserve"/>
+            </w:r>
+          </w:p>
+          <w:p>
+            <w:pPr>
+              <w:spacing w:after="0" w:line="320"/>
+            </w:pPr>
+            <w:r>
+              <w:t xml:space="preserve"/>
+            </w:r>
+          </w:p>
+        </w:tc>
+      </w:tr>
+    </w:tbl>
+    <w:p>
+      <w:pPr>
+        <w:pStyle w:val="Heading2"/>
+        <w:spacing w:after="80" w:before="180"/>
+      </w:pPr>
+      <w:r>
+        <w:rPr>
+          <w:b/>
+          <w:bCs/>
+          <w:color w:val="12355B"/>
+          <w:sz w:val="24"/>
+          <w:szCs w:val="24"/>
+        </w:rPr>
+        <w:t xml:space="preserve">4. Check Your Explanation</w:t>
+      </w:r>
+      <w:r>
+        <w:rPr>
+          <w:i/>
+          <w:iCs/>
+          <w:color w:val="1FA6A2"/>
+          <w:sz w:val="19"/>
+          <w:szCs w:val="19"/>
+        </w:rPr>
+        <w:t xml:space="preserve">   five quick checks</w:t>
+      </w:r>
+    </w:p>
+    <w:p>
+      <w:pPr>
+        <w:spacing w:after="80"/>
+      </w:pPr>
+      <w:r>
+        <w:rPr>
+          <w:b/>
+          <w:bCs/>
+          <w:color w:val="1FA6A2"/>
+          <w:sz w:val="22"/>
+          <w:szCs w:val="22"/>
+        </w:rPr>
+        <w:t xml:space="preserve">☐  </w:t>
+      </w:r>
+      <w:r>
+        <w:rPr>
+          <w:sz w:val="20"/>
+          <w:szCs w:val="20"/>
+        </w:rPr>
+        <w:t xml:space="preserve">I answered the question.</w:t>
+      </w:r>
+      <w:r>
+        <w:rPr>
+          <w:i/>
+          <w:iCs/>
+          <w:color w:val="5F6F80"/>
+          <w:sz w:val="18"/>
+          <w:szCs w:val="18"/>
+        </w:rPr>
+        <w:br/>
+        <w:t xml:space="preserve">Respondí la pregunta.</w:t>
+      </w:r>
+    </w:p>
+    <w:p>
+      <w:pPr>
+        <w:spacing w:after="80"/>
+      </w:pPr>
+      <w:r>
+        <w:rPr>
+          <w:b/>
+          <w:bCs/>
+          <w:color w:val="1FA6A2"/>
+          <w:sz w:val="22"/>
+          <w:szCs w:val="22"/>
+        </w:rPr>
+        <w:t xml:space="preserve">☐  </w:t>
+      </w:r>
+      <w:r>
+        <w:rPr>
+          <w:sz w:val="20"/>
+          <w:szCs w:val="20"/>
+        </w:rPr>
+        <w:t xml:space="preserve">I used math evidence: numbers, an equation, a model, or a comparison.</w:t>
+      </w:r>
+      <w:r>
+        <w:rPr>
+          <w:i/>
+          <w:iCs/>
+          <w:color w:val="5F6F80"/>
+          <w:sz w:val="18"/>
+          <w:szCs w:val="18"/>
+        </w:rPr>
+        <w:br/>
+        <w:t xml:space="preserve">Usé evidencia matemática: números, una ecuación, un modelo o una comparación.</w:t>
+      </w:r>
+    </w:p>
+    <w:p>
+      <w:pPr>
+        <w:spacing w:after="80"/>
+      </w:pPr>
+      <w:r>
+        <w:rPr>
+          <w:b/>
+          <w:bCs/>
+          <w:color w:val="1FA6A2"/>
+          <w:sz w:val="22"/>
+          <w:szCs w:val="22"/>
+        </w:rPr>
+        <w:t xml:space="preserve">☐  </w:t>
+      </w:r>
+      <w:r>
+        <w:rPr>
+          <w:sz w:val="20"/>
+          <w:szCs w:val="20"/>
+        </w:rPr>
+        <w:t xml:space="preserve">I explained how the evidence proves my answer.</w:t>
+      </w:r>
+      <w:r>
+        <w:rPr>
+          <w:i/>
+          <w:iCs/>
+          <w:color w:val="5F6F80"/>
+          <w:sz w:val="18"/>
+          <w:szCs w:val="18"/>
+        </w:rPr>
+        <w:br/>
+        <w:t xml:space="preserve">Expliqué cómo la evidencia demuestra mi respuesta.</w:t>
+      </w:r>
+    </w:p>
+    <w:p>
+      <w:pPr>
+        <w:spacing w:after="80"/>
+      </w:pPr>
+      <w:r>
+        <w:rPr>
+          <w:b/>
+          <w:bCs/>
+          <w:color w:val="1FA6A2"/>
+          <w:sz w:val="22"/>
+          <w:szCs w:val="22"/>
+        </w:rPr>
+        <w:t xml:space="preserve">☐  </w:t>
+      </w:r>
+      <w:r>
+        <w:rPr>
+          <w:sz w:val="20"/>
+          <w:szCs w:val="20"/>
+        </w:rPr>
+        <w:t xml:space="preserve">I used at least two math words.</w:t>
+      </w:r>
+      <w:r>
+        <w:rPr>
+          <w:i/>
+          <w:iCs/>
+          <w:color w:val="5F6F80"/>
+          <w:sz w:val="18"/>
+          <w:szCs w:val="18"/>
+        </w:rPr>
+        <w:br/>
+        <w:t xml:space="preserve">Usé por lo menos dos palabras matemáticas.</w:t>
+      </w:r>
+    </w:p>
+    <w:p>
+      <w:pPr>
+        <w:spacing w:after="80"/>
+      </w:pPr>
+      <w:r>
+        <w:rPr>
+          <w:b/>
+          <w:bCs/>
+          <w:color w:val="1FA6A2"/>
+          <w:sz w:val="22"/>
+          <w:szCs w:val="22"/>
+        </w:rPr>
+        <w:t xml:space="preserve">☐  </w:t>
+      </w:r>
+      <w:r>
+        <w:rPr>
+          <w:sz w:val="20"/>
+          <w:szCs w:val="20"/>
+        </w:rPr>
+        <w:t xml:space="preserve">I reread complete sentences and punctuation.</w:t>
+      </w:r>
+      <w:r>
+        <w:rPr>
+          <w:i/>
+          <w:iCs/>
+          <w:color w:val="5F6F80"/>
+          <w:sz w:val="18"/>
+          <w:szCs w:val="18"/>
+        </w:rPr>
+        <w:br/>
+        <w:t xml:space="preserve">Volví a leer mis oraciones completas y la puntuación.</w:t>
       </w:r>
     </w:p>
     <w:p>
